--- a/Курсовой проект_ТЗ.docx
+++ b/Курсовой проект_ТЗ.docx
@@ -1,6 +1,6 @@
 
 <file path=word/document.xml><?xml version="1.0" encoding="utf-8"?>
-<w:document xmlns:wpc="http://schemas.microsoft.com/office/word/2010/wordprocessingCanvas" xmlns:cx="http://schemas.microsoft.com/office/drawing/2014/chartex" xmlns:cx1="http://schemas.microsoft.com/office/drawing/2015/9/8/chartex" xmlns:cx2="http://schemas.microsoft.com/office/drawing/2015/10/21/chartex" xmlns:cx3="http://schemas.microsoft.com/office/drawing/2016/5/9/chartex" xmlns:cx4="http://schemas.microsoft.com/office/drawing/2016/5/10/chartex" xmlns:cx5="http://schemas.microsoft.com/office/drawing/2016/5/11/chartex" xmlns:cx6="http://schemas.microsoft.com/office/drawing/2016/5/12/chartex" xmlns:cx7="http://schemas.microsoft.com/office/drawing/2016/5/13/chartex" xmlns:cx8="http://schemas.microsoft.com/office/drawing/2016/5/14/chartex" xmlns:mc="http://schemas.openxmlformats.org/markup-compatibility/2006" xmlns:aink="http://schemas.microsoft.com/office/drawing/2016/ink" xmlns:am3d="http://schemas.microsoft.com/office/drawing/2017/model3d" xmlns:o="urn:schemas-microsoft-com:office:office" xmlns:r="http://schemas.openxmlformats.org/officeDocument/2006/relationships" xmlns:m="http://schemas.openxmlformats.org/officeDocument/2006/math" xmlns:v="urn:schemas-microsoft-com:vml" xmlns:wp14="http://schemas.microsoft.com/office/word/2010/wordprocessingDrawing" xmlns:wp="http://schemas.openxmlformats.org/drawingml/2006/wordprocessingDrawing" xmlns:w10="urn:schemas-microsoft-com:office:word" xmlns:w="http://schemas.openxmlformats.org/wordprocessingml/2006/main" xmlns:w14="http://schemas.microsoft.com/office/word/2010/wordml" xmlns:w15="http://schemas.microsoft.com/office/word/2012/wordml" xmlns:w16cex="http://schemas.microsoft.com/office/word/2018/wordml/cex" xmlns:w16cid="http://schemas.microsoft.com/office/word/2016/wordml/cid" xmlns:w16="http://schemas.microsoft.com/office/word/2018/wordml" xmlns:w16sdtdh="http://schemas.microsoft.com/office/word/2020/wordml/sdtdatahash" xmlns:w16se="http://schemas.microsoft.com/office/word/2015/wordml/symex" xmlns:wpg="http://schemas.microsoft.com/office/word/2010/wordprocessingGroup" xmlns:wpi="http://schemas.microsoft.com/office/word/2010/wordprocessingInk" xmlns:wne="http://schemas.microsoft.com/office/word/2006/wordml" xmlns:wps="http://schemas.microsoft.com/office/word/2010/wordprocessingShape" mc:Ignorable="w14 w15 w16se w16cid w16 w16cex w16sdtdh wp14">
+<w:document xmlns:wpc="http://schemas.microsoft.com/office/word/2010/wordprocessingCanvas" xmlns:cx="http://schemas.microsoft.com/office/drawing/2014/chartex" xmlns:mc="http://schemas.openxmlformats.org/markup-compatibility/2006" xmlns:o="urn:schemas-microsoft-com:office:office" xmlns:r="http://schemas.openxmlformats.org/officeDocument/2006/relationships" xmlns:m="http://schemas.openxmlformats.org/officeDocument/2006/math" xmlns:v="urn:schemas-microsoft-com:vml" xmlns:wp14="http://schemas.microsoft.com/office/word/2010/wordprocessingDrawing" xmlns:wp="http://schemas.openxmlformats.org/drawingml/2006/wordprocessingDrawing" xmlns:w10="urn:schemas-microsoft-com:office:word" xmlns:w="http://schemas.openxmlformats.org/wordprocessingml/2006/main" xmlns:w14="http://schemas.microsoft.com/office/word/2010/wordml" xmlns:w15="http://schemas.microsoft.com/office/word/2012/wordml" xmlns:w16se="http://schemas.microsoft.com/office/word/2015/wordml/symex" xmlns:wpg="http://schemas.microsoft.com/office/word/2010/wordprocessingGroup" xmlns:wpi="http://schemas.microsoft.com/office/word/2010/wordprocessingInk" xmlns:wne="http://schemas.microsoft.com/office/word/2006/wordml" xmlns:wps="http://schemas.microsoft.com/office/word/2010/wordprocessingShape" mc:Ignorable="w14 w15 w16se wp14">
   <w:body>
     <w:p>
       <w:pPr>
@@ -80,13 +80,19 @@
         <w:ind w:firstLine="709"/>
       </w:pPr>
       <w:r>
-        <w:t xml:space="preserve">Назначение разрабатываемого ПО заключается в том, чтобы </w:t>
-      </w:r>
-      <w:r>
-        <w:t>повысить грамотность студентов и снизить количество ошибок в технической документации</w:t>
-      </w:r>
-      <w:r>
-        <w:t>.</w:t>
+        <w:t xml:space="preserve">Назначение разрабатываемого ПО заключается </w:t>
+      </w:r>
+      <w:r>
+        <w:rPr>
+          <w:highlight w:val="lightGray"/>
+        </w:rPr>
+        <w:t xml:space="preserve">в </w:t>
+      </w:r>
+      <w:r>
+        <w:rPr>
+          <w:highlight w:val="lightGray"/>
+        </w:rPr>
+        <w:t>изучении лекционных материалов и в выполнении тестов по ним.</w:t>
       </w:r>
     </w:p>
     <w:p>
@@ -100,21 +106,21 @@
         <w:ind w:firstLine="709"/>
       </w:pPr>
       <w:r>
-        <w:t>П</w:t>
-      </w:r>
-      <w:r>
-        <w:t>О</w:t>
-      </w:r>
-      <w:r>
-        <w:t xml:space="preserve"> предназначен</w:t>
-      </w:r>
-      <w:r>
-        <w:t>о</w:t>
-      </w:r>
-      <w:r>
-        <w:t xml:space="preserve"> для использования в образовательном процессе Архангельского колледжа телекоммуникаций</w:t>
-      </w:r>
-      <w:r>
+        <w:rPr>
+          <w:highlight w:val="yellow"/>
+        </w:rPr>
+        <w:t>ПО предназначено для использования в</w:t>
+      </w:r>
+      <w:r>
+        <w:rPr>
+          <w:highlight w:val="yellow"/>
+        </w:rPr>
+        <w:t xml:space="preserve"> образовательных организациях, а именно в колледжах, школах и в филологических вузах</w:t>
+      </w:r>
+      <w:r>
+        <w:rPr>
+          <w:highlight w:val="yellow"/>
+        </w:rPr>
         <w:t>.</w:t>
       </w:r>
     </w:p>
@@ -129,10 +135,16 @@
         <w:ind w:firstLine="709"/>
       </w:pPr>
       <w:r>
-        <w:t>Основной категорией пользователей приложения будут являться студенты и преподаватели</w:t>
-      </w:r>
-      <w:r>
-        <w:t xml:space="preserve"> русского языка колледжа</w:t>
+        <w:t>Основн</w:t>
+      </w:r>
+      <w:r>
+        <w:t>ыми категориями</w:t>
+      </w:r>
+      <w:r>
+        <w:t xml:space="preserve"> пользователей приложения будут студенты и преподаватели</w:t>
+      </w:r>
+      <w:r>
+        <w:t xml:space="preserve"> русского языка</w:t>
       </w:r>
       <w:r>
         <w:t>.</w:t>
@@ -205,25 +217,77 @@
         <w:rPr>
           <w:b w:val="0"/>
         </w:rPr>
-        <w:t xml:space="preserve">В ходе курсового проектирования требуется разработать оконное приложение </w:t>
-      </w:r>
-      <w:r>
-        <w:rPr>
-          <w:b w:val="0"/>
-        </w:rPr>
-        <w:t xml:space="preserve">для изучения лекций по разделам синтаксис и пунктуация, а также </w:t>
-      </w:r>
-      <w:r>
-        <w:rPr>
-          <w:b w:val="0"/>
-        </w:rPr>
-        <w:t>иметь возможность</w:t>
-      </w:r>
-      <w:r>
-        <w:rPr>
-          <w:b w:val="0"/>
-        </w:rPr>
-        <w:t xml:space="preserve"> проходить тесты по ним.</w:t>
+        <w:t xml:space="preserve">В ходе курсового проектирования требуется разработать оконное приложение для изучения лекций по разделам </w:t>
+      </w:r>
+      <w:r>
+        <w:rPr>
+          <w:b w:val="0"/>
+          <w:highlight w:val="lightGray"/>
+        </w:rPr>
+        <w:t>«С</w:t>
+      </w:r>
+      <w:r>
+        <w:rPr>
+          <w:b w:val="0"/>
+          <w:highlight w:val="lightGray"/>
+        </w:rPr>
+        <w:t>интаксис</w:t>
+      </w:r>
+      <w:r>
+        <w:rPr>
+          <w:b w:val="0"/>
+          <w:highlight w:val="lightGray"/>
+        </w:rPr>
+        <w:t>»</w:t>
+      </w:r>
+      <w:r>
+        <w:rPr>
+          <w:b w:val="0"/>
+          <w:highlight w:val="lightGray"/>
+        </w:rPr>
+        <w:t xml:space="preserve"> и </w:t>
+      </w:r>
+      <w:r>
+        <w:rPr>
+          <w:b w:val="0"/>
+          <w:highlight w:val="lightGray"/>
+        </w:rPr>
+        <w:t>«П</w:t>
+      </w:r>
+      <w:r>
+        <w:rPr>
+          <w:b w:val="0"/>
+          <w:highlight w:val="lightGray"/>
+        </w:rPr>
+        <w:t>унктуация</w:t>
+      </w:r>
+      <w:r>
+        <w:rPr>
+          <w:b w:val="0"/>
+          <w:highlight w:val="lightGray"/>
+        </w:rPr>
+        <w:t>»</w:t>
+      </w:r>
+      <w:r>
+        <w:rPr>
+          <w:b w:val="0"/>
+          <w:highlight w:val="lightGray"/>
+        </w:rPr>
+        <w:t xml:space="preserve">, а также </w:t>
+      </w:r>
+      <w:r>
+        <w:rPr>
+          <w:b w:val="0"/>
+          <w:highlight w:val="lightGray"/>
+        </w:rPr>
+        <w:t>прохождение тестов</w:t>
+      </w:r>
+      <w:r>
+        <w:rPr>
+          <w:b w:val="0"/>
+          <w:highlight w:val="lightGray"/>
+        </w:rPr>
+        <w:t xml:space="preserve"> по ним.</w:t>
       </w:r>
     </w:p>
     <w:p>
@@ -247,7 +311,185 @@
         <w:rPr>
           <w:b w:val="0"/>
         </w:rPr>
-        <w:t>Для разработки приложения требуется спроектировать БД для хранения лекций, тестов и пользователей.</w:t>
+        <w:t>ПО</w:t>
+      </w:r>
+      <w:r>
+        <w:rPr>
+          <w:b w:val="0"/>
+        </w:rPr>
+        <w:t xml:space="preserve"> должно</w:t>
+      </w:r>
+      <w:r>
+        <w:rPr>
+          <w:b w:val="0"/>
+        </w:rPr>
+        <w:t xml:space="preserve"> предоставить возможность к следующей функциональности</w:t>
+      </w:r>
+      <w:r>
+        <w:rPr>
+          <w:b w:val="0"/>
+        </w:rPr>
+        <w:t>:</w:t>
+      </w:r>
+    </w:p>
+    <w:p>
+      <w:pPr>
+        <w:pStyle w:val="11"/>
+        <w:numPr>
+          <w:ilvl w:val="0"/>
+          <w:numId w:val="5"/>
+        </w:numPr>
+        <w:spacing w:line="360" w:lineRule="auto"/>
+        <w:ind w:left="1276" w:hanging="567"/>
+      </w:pPr>
+      <w:r>
+        <w:t>Просмотр лекций</w:t>
+      </w:r>
+      <w:r>
+        <w:rPr>
+          <w:lang w:val="en-US"/>
+        </w:rPr>
+        <w:t>;</w:t>
+      </w:r>
+    </w:p>
+    <w:p>
+      <w:pPr>
+        <w:pStyle w:val="11"/>
+        <w:numPr>
+          <w:ilvl w:val="0"/>
+          <w:numId w:val="5"/>
+        </w:numPr>
+        <w:spacing w:line="360" w:lineRule="auto"/>
+        <w:ind w:left="1276" w:hanging="567"/>
+        <w:rPr>
+          <w:highlight w:val="yellow"/>
+        </w:rPr>
+      </w:pPr>
+      <w:r>
+        <w:rPr>
+          <w:highlight w:val="yellow"/>
+        </w:rPr>
+        <w:t>Авторизация и регистрация пользователей</w:t>
+      </w:r>
+      <w:r>
+        <w:rPr>
+          <w:highlight w:val="yellow"/>
+          <w:lang w:val="en-US"/>
+        </w:rPr>
+        <w:t>;</w:t>
+      </w:r>
+    </w:p>
+    <w:p>
+      <w:pPr>
+        <w:pStyle w:val="11"/>
+        <w:numPr>
+          <w:ilvl w:val="0"/>
+          <w:numId w:val="5"/>
+        </w:numPr>
+        <w:spacing w:line="360" w:lineRule="auto"/>
+        <w:ind w:left="1276" w:hanging="567"/>
+      </w:pPr>
+      <w:r>
+        <w:t xml:space="preserve">Прохождение тестов </w:t>
+      </w:r>
+      <w:r>
+        <w:rPr>
+          <w:highlight w:val="yellow"/>
+        </w:rPr>
+        <w:t>по темам лекций</w:t>
+      </w:r>
+      <w:r>
+        <w:t>;</w:t>
+      </w:r>
+    </w:p>
+    <w:p>
+      <w:pPr>
+        <w:pStyle w:val="11"/>
+        <w:numPr>
+          <w:ilvl w:val="0"/>
+          <w:numId w:val="5"/>
+        </w:numPr>
+        <w:spacing w:line="360" w:lineRule="auto"/>
+        <w:ind w:left="1276" w:hanging="567"/>
+      </w:pPr>
+      <w:r>
+        <w:t>Формирование</w:t>
+      </w:r>
+      <w:r>
+        <w:t xml:space="preserve"> отчетов о результатах тестирования</w:t>
+      </w:r>
+      <w:r>
+        <w:t>;</w:t>
+      </w:r>
+    </w:p>
+    <w:p>
+      <w:pPr>
+        <w:pStyle w:val="11"/>
+        <w:numPr>
+          <w:ilvl w:val="0"/>
+          <w:numId w:val="5"/>
+        </w:numPr>
+        <w:spacing w:line="360" w:lineRule="auto"/>
+        <w:ind w:left="1276" w:hanging="567"/>
+      </w:pPr>
+      <w:r>
+        <w:t>Фильтрация пользователей по баллам за тесты</w:t>
+      </w:r>
+      <w:r>
+        <w:t>;</w:t>
+      </w:r>
+    </w:p>
+    <w:p>
+      <w:pPr>
+        <w:pStyle w:val="11"/>
+        <w:numPr>
+          <w:ilvl w:val="0"/>
+          <w:numId w:val="5"/>
+        </w:numPr>
+        <w:spacing w:line="360" w:lineRule="auto"/>
+        <w:ind w:left="1276" w:hanging="567"/>
+      </w:pPr>
+      <w:r>
+        <w:rPr>
+          <w:highlight w:val="lightGray"/>
+        </w:rPr>
+        <w:t>Сортировка тестов по названию</w:t>
+      </w:r>
+      <w:r>
+        <w:rPr>
+          <w:highlight w:val="lightGray"/>
+        </w:rPr>
+        <w:t xml:space="preserve"> и пользователей по имени</w:t>
+      </w:r>
+      <w:r>
+        <w:t>;</w:t>
+      </w:r>
+    </w:p>
+    <w:p>
+      <w:pPr>
+        <w:pStyle w:val="11"/>
+        <w:numPr>
+          <w:ilvl w:val="0"/>
+          <w:numId w:val="5"/>
+        </w:numPr>
+        <w:spacing w:line="360" w:lineRule="auto"/>
+        <w:ind w:left="1276" w:hanging="567"/>
+        <w:rPr>
+          <w:highlight w:val="lightGray"/>
+        </w:rPr>
+      </w:pPr>
+      <w:r>
+        <w:rPr>
+          <w:highlight w:val="lightGray"/>
+        </w:rPr>
+        <w:t>Разграничение прав доступа</w:t>
+      </w:r>
+      <w:r>
+        <w:rPr>
+          <w:highlight w:val="lightGray"/>
+          <w:lang w:val="en-US"/>
+        </w:rPr>
+        <w:t>;</w:t>
       </w:r>
     </w:p>
     <w:p>
@@ -271,129 +513,25 @@
         <w:rPr>
           <w:b w:val="0"/>
         </w:rPr>
-        <w:t>ПО</w:t>
-      </w:r>
-      <w:r>
-        <w:rPr>
-          <w:b w:val="0"/>
-        </w:rPr>
-        <w:t xml:space="preserve"> должно обеспечивать решение следующих задач:</w:t>
-      </w:r>
-    </w:p>
-    <w:p>
-      <w:pPr>
-        <w:pStyle w:val="11"/>
-        <w:numPr>
-          <w:ilvl w:val="0"/>
-          <w:numId w:val="5"/>
-        </w:numPr>
-        <w:spacing w:line="360" w:lineRule="auto"/>
-        <w:ind w:left="1276" w:hanging="567"/>
-      </w:pPr>
-      <w:r>
-        <w:t>Просмотр лекций</w:t>
-      </w:r>
-    </w:p>
-    <w:p>
-      <w:pPr>
-        <w:pStyle w:val="11"/>
-        <w:numPr>
-          <w:ilvl w:val="0"/>
-          <w:numId w:val="5"/>
-        </w:numPr>
-        <w:spacing w:line="360" w:lineRule="auto"/>
-        <w:ind w:left="1276" w:hanging="567"/>
-        <w:rPr>
-          <w:highlight w:val="yellow"/>
-        </w:rPr>
-      </w:pPr>
-      <w:r>
-        <w:rPr>
-          <w:highlight w:val="yellow"/>
-        </w:rPr>
-        <w:t>Авторизация и регистрация пользователей</w:t>
-      </w:r>
-    </w:p>
-    <w:p>
-      <w:pPr>
-        <w:pStyle w:val="11"/>
-        <w:numPr>
-          <w:ilvl w:val="0"/>
-          <w:numId w:val="5"/>
-        </w:numPr>
-        <w:spacing w:line="360" w:lineRule="auto"/>
-        <w:ind w:left="1276" w:hanging="567"/>
-      </w:pPr>
-      <w:r>
-        <w:t xml:space="preserve">Прохождение тестов </w:t>
-      </w:r>
-      <w:r>
-        <w:rPr>
-          <w:highlight w:val="yellow"/>
-        </w:rPr>
-        <w:t>по темам лекций</w:t>
-      </w:r>
-    </w:p>
-    <w:p>
-      <w:pPr>
-        <w:pStyle w:val="11"/>
-        <w:numPr>
-          <w:ilvl w:val="0"/>
-          <w:numId w:val="5"/>
-        </w:numPr>
-        <w:spacing w:line="360" w:lineRule="auto"/>
-        <w:ind w:left="1276" w:hanging="567"/>
-      </w:pPr>
-      <w:r>
-        <w:t>Формирование</w:t>
-      </w:r>
-      <w:r>
-        <w:t xml:space="preserve"> отчетов о результатах тестирования</w:t>
-      </w:r>
-    </w:p>
-    <w:p>
-      <w:pPr>
-        <w:pStyle w:val="11"/>
-        <w:numPr>
-          <w:ilvl w:val="0"/>
-          <w:numId w:val="5"/>
-        </w:numPr>
-        <w:spacing w:line="360" w:lineRule="auto"/>
-        <w:ind w:left="1276" w:hanging="567"/>
-      </w:pPr>
-      <w:r>
-        <w:t>Фильтрация пользователей по баллам за тесты</w:t>
-      </w:r>
-    </w:p>
-    <w:p>
-      <w:pPr>
-        <w:pStyle w:val="11"/>
-        <w:numPr>
-          <w:ilvl w:val="0"/>
-          <w:numId w:val="5"/>
-        </w:numPr>
-        <w:spacing w:line="360" w:lineRule="auto"/>
-        <w:ind w:left="1276" w:hanging="567"/>
-      </w:pPr>
-      <w:r>
-        <w:t>Сортировка тестов по названию</w:t>
-      </w:r>
-    </w:p>
-    <w:p>
-      <w:pPr>
-        <w:pStyle w:val="11"/>
-        <w:numPr>
-          <w:ilvl w:val="0"/>
-          <w:numId w:val="5"/>
-        </w:numPr>
-        <w:spacing w:line="360" w:lineRule="auto"/>
-        <w:ind w:left="1276" w:hanging="567"/>
-      </w:pPr>
-      <w:r>
-        <w:rPr>
-          <w:highlight w:val="yellow"/>
-        </w:rPr>
-        <w:t>Управление пользователями и правами доступа</w:t>
+        <w:t>Интерфейс должен быть интуитивно</w:t>
+      </w:r>
+      <w:r>
+        <w:rPr>
+          <w:b w:val="0"/>
+        </w:rPr>
+        <w:t xml:space="preserve"> понятен</w:t>
+      </w:r>
+      <w:r>
+        <w:rPr>
+          <w:b w:val="0"/>
+        </w:rPr>
+        <w:t>.</w:t>
+      </w:r>
+      <w:r>
+        <w:rPr>
+          <w:b w:val="0"/>
+        </w:rPr>
+        <w:t xml:space="preserve"> </w:t>
       </w:r>
     </w:p>
     <w:p>
@@ -416,14 +554,170 @@
       <w:r>
         <w:rPr>
           <w:b w:val="0"/>
-        </w:rPr>
-        <w:t>Интерфейс должен быть интуитивно понятен для пользователя с базовыми компьютерными навыками.</w:t>
+          <w:highlight w:val="lightGray"/>
+        </w:rPr>
+        <w:t>В приложении должна быть реализована авторизация для разграничения прав доступа пользователей.</w:t>
+      </w:r>
+      <w:r>
+        <w:rPr>
+          <w:b w:val="0"/>
+        </w:rPr>
+        <w:t xml:space="preserve"> Неавторизованный пользователь</w:t>
+      </w:r>
+      <w:r>
+        <w:rPr>
+          <w:b w:val="0"/>
+        </w:rPr>
+        <w:t xml:space="preserve"> (</w:t>
+      </w:r>
+      <w:r>
+        <w:rPr>
+          <w:b w:val="0"/>
+          <w:highlight w:val="lightGray"/>
+        </w:rPr>
+        <w:t>Гость</w:t>
+      </w:r>
+      <w:r>
+        <w:rPr>
+          <w:b w:val="0"/>
+        </w:rPr>
+        <w:t>)</w:t>
+      </w:r>
+      <w:r>
+        <w:rPr>
+          <w:b w:val="0"/>
+        </w:rPr>
+        <w:t xml:space="preserve"> может только просматривать лекции и иметь возможность авторизоваться или зарегистрироваться. Авторизованный пользователь</w:t>
+      </w:r>
+      <w:r>
+        <w:rPr>
+          <w:b w:val="0"/>
+        </w:rPr>
+        <w:t xml:space="preserve"> (Пользователь</w:t>
+      </w:r>
+      <w:r>
+        <w:rPr>
+          <w:b w:val="0"/>
+        </w:rPr>
+        <w:t xml:space="preserve"> с ролью студент</w:t>
+      </w:r>
+      <w:r>
+        <w:rPr>
+          <w:b w:val="0"/>
+        </w:rPr>
+        <w:t>)</w:t>
+      </w:r>
+      <w:r>
+        <w:rPr>
+          <w:b w:val="0"/>
+        </w:rPr>
+        <w:t xml:space="preserve"> может решать тесты </w:t>
+      </w:r>
+      <w:r>
+        <w:rPr>
+          <w:b w:val="0"/>
+          <w:highlight w:val="yellow"/>
+        </w:rPr>
+        <w:t xml:space="preserve">и просматривать в личном кабинете свои успехи за </w:t>
+      </w:r>
+      <w:r>
+        <w:rPr>
+          <w:b w:val="0"/>
+          <w:highlight w:val="yellow"/>
+        </w:rPr>
+        <w:lastRenderedPageBreak/>
+        <w:t>тесты</w:t>
+      </w:r>
+      <w:r>
+        <w:rPr>
+          <w:b w:val="0"/>
+        </w:rPr>
+        <w:t>.</w:t>
       </w:r>
       <w:r>
         <w:rPr>
           <w:b w:val="0"/>
         </w:rPr>
         <w:t xml:space="preserve"> </w:t>
+      </w:r>
+      <w:r>
+        <w:rPr>
+          <w:b w:val="0"/>
+        </w:rPr>
+        <w:t>Администратор</w:t>
+      </w:r>
+      <w:r>
+        <w:rPr>
+          <w:b w:val="0"/>
+        </w:rPr>
+        <w:t xml:space="preserve"> (</w:t>
+      </w:r>
+      <w:r>
+        <w:rPr>
+          <w:b w:val="0"/>
+        </w:rPr>
+        <w:t>Пользователь с ролью</w:t>
+      </w:r>
+      <w:r>
+        <w:rPr>
+          <w:b w:val="0"/>
+        </w:rPr>
+        <w:t>)</w:t>
+      </w:r>
+      <w:r>
+        <w:rPr>
+          <w:b w:val="0"/>
+        </w:rPr>
+        <w:t xml:space="preserve"> имеет</w:t>
+      </w:r>
+      <w:r>
+        <w:rPr>
+          <w:b w:val="0"/>
+        </w:rPr>
+        <w:t xml:space="preserve"> </w:t>
+      </w:r>
+      <w:r>
+        <w:rPr>
+          <w:b w:val="0"/>
+        </w:rPr>
+        <w:t>п</w:t>
+      </w:r>
+      <w:r>
+        <w:rPr>
+          <w:b w:val="0"/>
+        </w:rPr>
+        <w:t>олный доступ ко всем функциям системы, включая управление лекциями, тестами</w:t>
+      </w:r>
+      <w:r>
+        <w:rPr>
+          <w:b w:val="0"/>
+        </w:rPr>
+        <w:t xml:space="preserve">, </w:t>
+      </w:r>
+      <w:r>
+        <w:rPr>
+          <w:b w:val="0"/>
+          <w:highlight w:val="yellow"/>
+        </w:rPr>
+        <w:t>пользователями</w:t>
+      </w:r>
+      <w:r>
+        <w:rPr>
+          <w:b w:val="0"/>
+        </w:rPr>
+        <w:t xml:space="preserve"> и </w:t>
+      </w:r>
+      <w:r>
+        <w:rPr>
+          <w:b w:val="0"/>
+        </w:rPr>
+        <w:t>формирование отчетов</w:t>
+      </w:r>
+      <w:r>
+        <w:rPr>
+          <w:b w:val="0"/>
+        </w:rPr>
+        <w:t>.</w:t>
       </w:r>
     </w:p>
     <w:p>
@@ -447,107 +741,19 @@
         <w:rPr>
           <w:b w:val="0"/>
         </w:rPr>
-        <w:lastRenderedPageBreak/>
-        <w:t xml:space="preserve">В приложении должна быть реализована авторизация </w:t>
-      </w:r>
-      <w:r>
-        <w:rPr>
-          <w:b w:val="0"/>
-          <w:highlight w:val="yellow"/>
-        </w:rPr>
-        <w:t>для разграничения прав доступа пользователей</w:t>
-      </w:r>
-      <w:r>
-        <w:rPr>
-          <w:b w:val="0"/>
-        </w:rPr>
-        <w:t>.</w:t>
-      </w:r>
-      <w:r>
-        <w:rPr>
-          <w:b w:val="0"/>
-        </w:rPr>
-        <w:t xml:space="preserve"> Неавторизованный пользователь может только просматривать лекции и иметь возможность авторизоваться или зарегистрироваться. Авторизованный пользователь может решать тесты </w:t>
-      </w:r>
-      <w:r>
-        <w:rPr>
-          <w:b w:val="0"/>
-          <w:highlight w:val="yellow"/>
-        </w:rPr>
-        <w:t>и просматривать в личном кабинете свои успехи за тесты</w:t>
-      </w:r>
-      <w:r>
-        <w:rPr>
-          <w:b w:val="0"/>
-        </w:rPr>
-        <w:t>.</w:t>
-      </w:r>
-      <w:r>
-        <w:rPr>
-          <w:b w:val="0"/>
-        </w:rPr>
-        <w:t xml:space="preserve"> </w:t>
-      </w:r>
-      <w:r>
-        <w:rPr>
-          <w:b w:val="0"/>
-        </w:rPr>
-        <w:t>Администратор</w:t>
-      </w:r>
-      <w:r>
-        <w:rPr>
-          <w:b w:val="0"/>
-        </w:rPr>
-        <w:t xml:space="preserve"> (Преподаватель)</w:t>
-      </w:r>
-      <w:r>
-        <w:rPr>
-          <w:b w:val="0"/>
-        </w:rPr>
-        <w:t xml:space="preserve"> имеет</w:t>
-      </w:r>
-      <w:r>
-        <w:rPr>
-          <w:b w:val="0"/>
-        </w:rPr>
-        <w:t xml:space="preserve"> </w:t>
-      </w:r>
-      <w:r>
-        <w:rPr>
-          <w:b w:val="0"/>
-        </w:rPr>
-        <w:t>п</w:t>
-      </w:r>
-      <w:r>
-        <w:rPr>
-          <w:b w:val="0"/>
-        </w:rPr>
-        <w:t>олный доступ ко всем функциям системы, включая управление лекциями, тестами</w:t>
-      </w:r>
-      <w:r>
-        <w:rPr>
-          <w:b w:val="0"/>
-        </w:rPr>
-        <w:t xml:space="preserve">, </w:t>
-      </w:r>
-      <w:r>
-        <w:rPr>
-          <w:b w:val="0"/>
-          <w:highlight w:val="yellow"/>
-        </w:rPr>
-        <w:t>пользователями</w:t>
-      </w:r>
-      <w:r>
-        <w:rPr>
-          <w:b w:val="0"/>
-        </w:rPr>
-        <w:t xml:space="preserve"> и </w:t>
-      </w:r>
-      <w:r>
-        <w:rPr>
-          <w:b w:val="0"/>
-        </w:rPr>
-        <w:t>формирование отчетов</w:t>
+        <w:t xml:space="preserve">Диаграмма вариантов использования </w:t>
+      </w:r>
+      <w:r>
+        <w:rPr>
+          <w:b w:val="0"/>
+        </w:rPr>
+        <w:t>ПО</w:t>
+      </w:r>
+      <w:r>
+        <w:rPr>
+          <w:b w:val="0"/>
+        </w:rPr>
+        <w:t xml:space="preserve"> представлены рисунком 1</w:t>
       </w:r>
       <w:r>
         <w:rPr>
@@ -573,48 +779,6 @@
           <w:b w:val="0"/>
         </w:rPr>
       </w:pPr>
-      <w:r>
-        <w:rPr>
-          <w:b w:val="0"/>
-        </w:rPr>
-        <w:t xml:space="preserve">Диаграмма вариантов использования </w:t>
-      </w:r>
-      <w:r>
-        <w:rPr>
-          <w:b w:val="0"/>
-        </w:rPr>
-        <w:t>ПО</w:t>
-      </w:r>
-      <w:r>
-        <w:rPr>
-          <w:b w:val="0"/>
-        </w:rPr>
-        <w:t xml:space="preserve"> представлены рисунком 1</w:t>
-      </w:r>
-      <w:r>
-        <w:rPr>
-          <w:b w:val="0"/>
-        </w:rPr>
-        <w:t>.</w:t>
-      </w:r>
-    </w:p>
-    <w:p>
-      <w:pPr>
-        <w:pStyle w:val="a"/>
-        <w:numPr>
-          <w:ilvl w:val="0"/>
-          <w:numId w:val="0"/>
-        </w:numPr>
-        <w:tabs>
-          <w:tab w:val="left" w:pos="993"/>
-          <w:tab w:val="left" w:pos="1134"/>
-        </w:tabs>
-        <w:spacing w:line="360" w:lineRule="auto"/>
-        <w:ind w:firstLine="709"/>
-        <w:rPr>
-          <w:b w:val="0"/>
-        </w:rPr>
-      </w:pPr>
     </w:p>
     <w:p>
       <w:pPr>
@@ -626,13 +790,11 @@
       <w:r>
         <w:rPr>
           <w:b/>
-          <w:noProof/>
-          <w:lang w:eastAsia="ru-RU"/>
         </w:rPr>
         <w:drawing>
-          <wp:inline distT="0" distB="0" distL="0" distR="0" wp14:anchorId="6DB020E0" wp14:editId="7C31CF04">
-            <wp:extent cx="5352699" cy="5534025"/>
-            <wp:effectExtent l="0" t="0" r="635" b="0"/>
+          <wp:inline distT="0" distB="0" distL="0" distR="0" wp14:anchorId="77E15490" wp14:editId="56AC3B3F">
+            <wp:extent cx="6120130" cy="6616173"/>
+            <wp:effectExtent l="0" t="0" r="0" b="0"/>
             <wp:docPr id="1" name="Рисунок 1"/>
             <wp:cNvGraphicFramePr>
               <a:graphicFrameLocks xmlns:a="http://schemas.openxmlformats.org/drawingml/2006/main" noChangeAspect="1"/>
@@ -646,13 +808,13 @@
                   </pic:nvPicPr>
                   <pic:blipFill rotWithShape="1">
                     <a:blip r:embed="rId5"/>
-                    <a:srcRect l="2053" t="4613"/>
+                    <a:srcRect t="4130"/>
                     <a:stretch/>
                   </pic:blipFill>
                   <pic:spPr bwMode="auto">
                     <a:xfrm>
                       <a:off x="0" y="0"/>
-                      <a:ext cx="5367937" cy="5549779"/>
+                      <a:ext cx="6120130" cy="6616173"/>
                     </a:xfrm>
                     <a:prstGeom prst="rect">
                       <a:avLst/>
@@ -793,7 +955,55 @@
         <w:rPr>
           <w:b w:val="0"/>
         </w:rPr>
-        <w:t>огласно цели проекта требуется создать оконное приложение для изучения разделов русского языка синтаксис и пунктуация.</w:t>
+        <w:t xml:space="preserve">огласно цели проекта требуется создать оконное приложение для изучения разделов русского языка </w:t>
+      </w:r>
+      <w:r>
+        <w:rPr>
+          <w:b w:val="0"/>
+        </w:rPr>
+        <w:t>«С</w:t>
+      </w:r>
+      <w:r>
+        <w:rPr>
+          <w:b w:val="0"/>
+        </w:rPr>
+        <w:t>интаксис</w:t>
+      </w:r>
+      <w:r>
+        <w:rPr>
+          <w:b w:val="0"/>
+        </w:rPr>
+        <w:t>»</w:t>
+      </w:r>
+      <w:r>
+        <w:rPr>
+          <w:b w:val="0"/>
+        </w:rPr>
+        <w:t xml:space="preserve"> и </w:t>
+      </w:r>
+      <w:r>
+        <w:rPr>
+          <w:b w:val="0"/>
+        </w:rPr>
+        <w:t>«П</w:t>
+      </w:r>
+      <w:r>
+        <w:rPr>
+          <w:b w:val="0"/>
+        </w:rPr>
+        <w:t>унктуация</w:t>
+      </w:r>
+      <w:r>
+        <w:rPr>
+          <w:b w:val="0"/>
+        </w:rPr>
+        <w:t>»</w:t>
+      </w:r>
+      <w:r>
+        <w:rPr>
+          <w:b w:val="0"/>
+        </w:rPr>
+        <w:t>.</w:t>
       </w:r>
     </w:p>
     <w:p>
@@ -849,43 +1059,56 @@
         <w:spacing w:line="360" w:lineRule="auto"/>
       </w:pPr>
       <w:r>
-        <w:t>Приложение разрабатывается на языке C#, который предоставляет широкий набор инструментов для создания стабильных, удобных и функциональных оконных приложений с современным интерфейсом.</w:t>
-      </w:r>
-    </w:p>
-    <w:p>
-      <w:pPr>
-        <w:tabs>
-          <w:tab w:val="left" w:pos="993"/>
-          <w:tab w:val="left" w:pos="1134"/>
-        </w:tabs>
-        <w:spacing w:line="360" w:lineRule="auto"/>
-      </w:pPr>
-      <w:r>
-        <w:t>В качестве среды разработки используется Visual Studio, обеспечивающая удобные средства проектирования, отладки и управления кодом, а также глубокую интеграцию с технологиями Microsoft, что ускоряет процесс разработки</w:t>
-      </w:r>
-      <w:r>
-        <w:t> </w:t>
-      </w:r>
-      <w:r>
-        <w:t>и</w:t>
-      </w:r>
-      <w:r>
-        <w:t> </w:t>
-      </w:r>
-      <w:r>
-        <w:t>повышает</w:t>
-      </w:r>
-      <w:r>
-        <w:t> </w:t>
-      </w:r>
-      <w:r>
-        <w:t>его</w:t>
-      </w:r>
-      <w:r>
-        <w:t> </w:t>
-      </w:r>
-      <w:r>
-        <w:t>качество.</w:t>
+        <w:rPr>
+          <w:highlight w:val="lightGray"/>
+        </w:rPr>
+        <w:t xml:space="preserve">Приложение </w:t>
+      </w:r>
+      <w:r>
+        <w:rPr>
+          <w:highlight w:val="lightGray"/>
+        </w:rPr>
+        <w:t>будет разрабатываться</w:t>
+      </w:r>
+      <w:r>
+        <w:t xml:space="preserve"> на языке C#, который предоставляет широкий набор инструментов для создания стабильных, удобных и функциональных оконных приложений с современным интерфейсом.</w:t>
+      </w:r>
+    </w:p>
+    <w:p>
+      <w:pPr>
+        <w:tabs>
+          <w:tab w:val="left" w:pos="993"/>
+          <w:tab w:val="left" w:pos="1134"/>
+        </w:tabs>
+        <w:spacing w:line="360" w:lineRule="auto"/>
+      </w:pPr>
+      <w:r>
+        <w:t xml:space="preserve">В качестве среды разработки </w:t>
+      </w:r>
+      <w:r>
+        <w:rPr>
+          <w:highlight w:val="lightGray"/>
+        </w:rPr>
+        <w:t>будет использоваться</w:t>
+      </w:r>
+      <w:r>
+        <w:t xml:space="preserve"> </w:t>
+      </w:r>
+      <w:proofErr w:type="spellStart"/>
+      <w:r>
+        <w:t>Visual</w:t>
+      </w:r>
+      <w:proofErr w:type="spellEnd"/>
+      <w:r>
+        <w:t xml:space="preserve"> </w:t>
+      </w:r>
+      <w:proofErr w:type="spellStart"/>
+      <w:r>
+        <w:t>Studio</w:t>
+      </w:r>
+      <w:proofErr w:type="spellEnd"/>
+      <w:r>
+        <w:t>, обеспечивающая удобные средства проектирования, отладки и управления кодом, а также глубокую интеграцию с технологиями Microsoft, что ускоряет процесс разработки и повышает его качество.</w:t>
       </w:r>
     </w:p>
     <w:p>
@@ -900,64 +1123,311 @@
         <w:t xml:space="preserve">Для функционирования </w:t>
       </w:r>
       <w:r>
+        <w:t>оконного</w:t>
+      </w:r>
+      <w:r>
+        <w:t xml:space="preserve"> приложения достаточны следующие программные и технические средства</w:t>
+      </w:r>
+      <w:r>
+        <w:t xml:space="preserve"> </w:t>
+      </w:r>
+      <w:r>
         <w:rPr>
           <w:highlight w:val="yellow"/>
         </w:rPr>
-        <w:t>оконного</w:t>
-      </w:r>
-      <w:r>
-        <w:t xml:space="preserve"> приложения достаточны следующие программные и технические средства:</w:t>
-      </w:r>
-    </w:p>
-    <w:p>
-      <w:pPr>
-        <w:tabs>
-          <w:tab w:val="left" w:pos="993"/>
-          <w:tab w:val="left" w:pos="1134"/>
-        </w:tabs>
-        <w:spacing w:line="360" w:lineRule="auto"/>
-        <w:rPr>
+        <w:t>(Надо ли писать для .</w:t>
+      </w:r>
+      <w:r>
+        <w:rPr>
+          <w:highlight w:val="yellow"/>
           <w:lang w:val="en-US"/>
         </w:rPr>
-      </w:pPr>
-      <w:r>
-        <w:t>- ОС</w:t>
+        <w:t>NET</w:t>
+      </w:r>
+      <w:r>
+        <w:rPr>
+          <w:highlight w:val="yellow"/>
+        </w:rPr>
+        <w:t xml:space="preserve"> 8)</w:t>
       </w:r>
       <w:r>
         <w:t>:</w:t>
       </w:r>
+    </w:p>
+    <w:p>
+      <w:pPr>
+        <w:tabs>
+          <w:tab w:val="left" w:pos="993"/>
+          <w:tab w:val="left" w:pos="1134"/>
+        </w:tabs>
+        <w:spacing w:line="360" w:lineRule="auto"/>
+      </w:pPr>
+      <w:r>
+        <w:t xml:space="preserve">- ОС </w:t>
+      </w:r>
+      <w:r>
+        <w:rPr>
+          <w:lang w:val="en-US"/>
+        </w:rPr>
+        <w:t>Windows</w:t>
+      </w:r>
+      <w:r>
+        <w:t xml:space="preserve"> 10</w:t>
+      </w:r>
+      <w:r>
+        <w:t>+;</w:t>
+      </w:r>
+    </w:p>
+    <w:p>
+      <w:pPr>
+        <w:tabs>
+          <w:tab w:val="left" w:pos="993"/>
+          <w:tab w:val="left" w:pos="1134"/>
+        </w:tabs>
+        <w:spacing w:line="360" w:lineRule="auto"/>
+      </w:pPr>
+      <w:r>
+        <w:t xml:space="preserve">- </w:t>
+      </w:r>
+      <w:r>
+        <w:rPr>
+          <w:lang w:val="en-US"/>
+        </w:rPr>
+        <w:t>CPU</w:t>
+      </w:r>
+      <w:r>
+        <w:t xml:space="preserve"> 1</w:t>
+      </w:r>
       <w:r>
         <w:t xml:space="preserve"> </w:t>
       </w:r>
       <w:r>
-        <w:rPr>
+        <w:t>ГГц</w:t>
+      </w:r>
+      <w:r>
+        <w:t>;</w:t>
+      </w:r>
+    </w:p>
+    <w:p>
+      <w:pPr>
+        <w:tabs>
+          <w:tab w:val="left" w:pos="993"/>
+          <w:tab w:val="left" w:pos="1134"/>
+        </w:tabs>
+        <w:spacing w:line="360" w:lineRule="auto"/>
+      </w:pPr>
+      <w:r>
+        <w:t xml:space="preserve">- </w:t>
+      </w:r>
+      <w:r>
+        <w:t>ОЗУ 4 ГБ</w:t>
+      </w:r>
+      <w:r>
+        <w:t>;</w:t>
+      </w:r>
+      <w:bookmarkStart w:id="0" w:name="_GoBack"/>
+      <w:bookmarkEnd w:id="0"/>
+    </w:p>
+    <w:p>
+      <w:pPr>
+        <w:tabs>
+          <w:tab w:val="left" w:pos="993"/>
+          <w:tab w:val="left" w:pos="1134"/>
+        </w:tabs>
+        <w:spacing w:line="360" w:lineRule="auto"/>
+      </w:pPr>
+      <w:r>
+        <w:t xml:space="preserve">- </w:t>
+      </w:r>
+      <w:r>
+        <w:t>минимальное дисковое пространство 4,5 Гб.</w:t>
+      </w:r>
+    </w:p>
+    <w:p>
+      <w:pPr>
+        <w:tabs>
+          <w:tab w:val="left" w:pos="993"/>
+          <w:tab w:val="left" w:pos="1134"/>
+        </w:tabs>
+        <w:spacing w:line="360" w:lineRule="auto"/>
+      </w:pPr>
+      <w:r>
+        <w:t>Для функционирования се</w:t>
+      </w:r>
+      <w:r>
+        <w:t>р</w:t>
+      </w:r>
+      <w:r>
+        <w:t>вера достаточные следующие программные технические средства</w:t>
+      </w:r>
+      <w:r>
+        <w:t xml:space="preserve"> </w:t>
+      </w:r>
+      <w:r>
+        <w:rPr>
+          <w:highlight w:val="yellow"/>
+        </w:rPr>
+        <w:t xml:space="preserve">(Надо ли писать для </w:t>
+      </w:r>
+      <w:r>
+        <w:rPr>
+          <w:highlight w:val="yellow"/>
+        </w:rPr>
+        <w:t xml:space="preserve">СУБД </w:t>
+      </w:r>
+      <w:r>
+        <w:rPr>
+          <w:highlight w:val="yellow"/>
           <w:lang w:val="en-US"/>
         </w:rPr>
-        <w:t>Windows</w:t>
-      </w:r>
-      <w:r>
-        <w:t xml:space="preserve"> 10</w:t>
-      </w:r>
-      <w:r>
+        <w:t>MySQL</w:t>
+      </w:r>
+      <w:r>
+        <w:rPr>
+          <w:highlight w:val="yellow"/>
+        </w:rPr>
+        <w:t xml:space="preserve"> 8.0</w:t>
+      </w:r>
+      <w:r>
+        <w:rPr>
+          <w:highlight w:val="yellow"/>
+        </w:rPr>
+        <w:t>)</w:t>
+      </w:r>
+      <w:r>
+        <w:t>:</w:t>
+      </w:r>
+    </w:p>
+    <w:p>
+      <w:pPr>
+        <w:tabs>
+          <w:tab w:val="left" w:pos="993"/>
+          <w:tab w:val="left" w:pos="1134"/>
+        </w:tabs>
+        <w:spacing w:line="360" w:lineRule="auto"/>
         <w:rPr>
           <w:lang w:val="en-US"/>
         </w:rPr>
-        <w:t>+,</w:t>
-      </w:r>
-    </w:p>
-    <w:p>
-      <w:pPr>
-        <w:tabs>
-          <w:tab w:val="left" w:pos="993"/>
-          <w:tab w:val="left" w:pos="1134"/>
-        </w:tabs>
-        <w:spacing w:line="360" w:lineRule="auto"/>
-      </w:pPr>
-      <w:r>
+      </w:pPr>
+      <w:r>
+        <w:rPr>
+          <w:lang w:val="en-US"/>
+        </w:rPr>
         <w:t xml:space="preserve">- </w:t>
       </w:r>
       <w:r>
-        <w:t>стабильное интернет-соединение</w:t>
+        <w:t>ОС</w:t>
+      </w:r>
+      <w:r>
+        <w:rPr>
+          <w:lang w:val="en-US"/>
+        </w:rPr>
+        <w:t xml:space="preserve"> </w:t>
+      </w:r>
+      <w:r>
+        <w:rPr>
+          <w:lang w:val="en-US"/>
+        </w:rPr>
+        <w:t xml:space="preserve">Windows </w:t>
+      </w:r>
+      <w:r>
+        <w:t>или</w:t>
+      </w:r>
+      <w:r>
+        <w:rPr>
+          <w:lang w:val="en-US"/>
+        </w:rPr>
+        <w:t xml:space="preserve"> </w:t>
+      </w:r>
+      <w:r>
+        <w:rPr>
+          <w:lang w:val="en-US"/>
+        </w:rPr>
+        <w:t>Linux;</w:t>
+      </w:r>
+    </w:p>
+    <w:p>
+      <w:pPr>
+        <w:tabs>
+          <w:tab w:val="left" w:pos="993"/>
+          <w:tab w:val="left" w:pos="1134"/>
+        </w:tabs>
+        <w:spacing w:line="360" w:lineRule="auto"/>
+      </w:pPr>
+      <w:r>
+        <w:t>- 32-</w:t>
+      </w:r>
+      <w:r>
+        <w:rPr>
+          <w:lang w:val="en-US"/>
+        </w:rPr>
+        <w:t>x</w:t>
+      </w:r>
+      <w:r>
+        <w:t>/64-</w:t>
+      </w:r>
+      <w:r>
+        <w:rPr>
+          <w:lang w:val="en-US"/>
+        </w:rPr>
+        <w:t>x</w:t>
+      </w:r>
+      <w:r>
+        <w:t xml:space="preserve"> </w:t>
+      </w:r>
+      <w:r>
+        <w:t>разрядная архитектура</w:t>
+      </w:r>
+      <w:r>
+        <w:t>;</w:t>
+      </w:r>
+    </w:p>
+    <w:p>
+      <w:pPr>
+        <w:tabs>
+          <w:tab w:val="left" w:pos="993"/>
+          <w:tab w:val="left" w:pos="1134"/>
+        </w:tabs>
+        <w:spacing w:line="360" w:lineRule="auto"/>
+      </w:pPr>
+      <w:r>
+        <w:t xml:space="preserve">- </w:t>
+      </w:r>
+      <w:r>
+        <w:rPr>
+          <w:lang w:val="en-US"/>
+        </w:rPr>
+        <w:t>CPU</w:t>
+      </w:r>
+      <w:r>
+        <w:t xml:space="preserve"> 1 </w:t>
+      </w:r>
+      <w:r>
+        <w:t>ГГц и не менее 2 ядер</w:t>
+      </w:r>
+      <w:r>
+        <w:t>;</w:t>
+      </w:r>
+    </w:p>
+    <w:p>
+      <w:pPr>
+        <w:tabs>
+          <w:tab w:val="left" w:pos="993"/>
+          <w:tab w:val="left" w:pos="1134"/>
+        </w:tabs>
+        <w:spacing w:line="360" w:lineRule="auto"/>
+      </w:pPr>
+      <w:r>
+        <w:t xml:space="preserve">- </w:t>
+      </w:r>
+      <w:r>
+        <w:t>3</w:t>
+      </w:r>
+      <w:r>
+        <w:t xml:space="preserve"> ГБ ОЗ</w:t>
+      </w:r>
+      <w:r>
+        <w:t>У</w:t>
       </w:r>
       <w:r>
         <w:t>,</w:t>
@@ -975,16 +1445,7 @@
         <w:t xml:space="preserve">- </w:t>
       </w:r>
       <w:r>
-        <w:t>процессор</w:t>
-      </w:r>
-      <w:r>
-        <w:t>:</w:t>
-      </w:r>
-      <w:r>
-        <w:t xml:space="preserve"> </w:t>
-      </w:r>
-      <w:r>
-        <w:t>2+ ядра, 1.5 ГГц и выше</w:t>
+        <w:t>10 Гб доступного дискового пространства</w:t>
       </w:r>
       <w:r>
         <w:t>,</w:t>
@@ -997,258 +1458,39 @@
           <w:tab w:val="left" w:pos="1134"/>
         </w:tabs>
         <w:spacing w:line="360" w:lineRule="auto"/>
-      </w:pPr>
-      <w:r>
-        <w:t>-</w:t>
-      </w:r>
-      <w:r>
-        <w:t xml:space="preserve"> </w:t>
-      </w:r>
-      <w:r>
-        <w:t>видеокарта</w:t>
-      </w:r>
-      <w:r>
-        <w:t>:</w:t>
-      </w:r>
-      <w:r>
-        <w:t xml:space="preserve"> </w:t>
-      </w:r>
-      <w:r>
-        <w:t>и</w:t>
-      </w:r>
-      <w:r>
-        <w:t>нтегрированной графики (Intel HD, AMD Radeon R3) достаточно для базового интерфейса</w:t>
-      </w:r>
-      <w:r>
-        <w:t>,</w:t>
-      </w:r>
-    </w:p>
-    <w:p>
-      <w:pPr>
-        <w:tabs>
-          <w:tab w:val="left" w:pos="993"/>
-          <w:tab w:val="left" w:pos="1134"/>
-        </w:tabs>
-        <w:spacing w:line="360" w:lineRule="auto"/>
-      </w:pPr>
-      <w:r>
+        <w:rPr>
+          <w:lang w:val="en-US"/>
+        </w:rPr>
+      </w:pPr>
+      <w:r>
+        <w:rPr>
+          <w:lang w:val="en-US"/>
+        </w:rPr>
         <w:t xml:space="preserve">- </w:t>
       </w:r>
       <w:r>
-        <w:t>ОЗУ 4 ГБ</w:t>
-      </w:r>
-      <w:r>
-        <w:t>,</w:t>
-      </w:r>
-    </w:p>
-    <w:p>
-      <w:pPr>
-        <w:tabs>
-          <w:tab w:val="left" w:pos="993"/>
-          <w:tab w:val="left" w:pos="1134"/>
-        </w:tabs>
-        <w:spacing w:line="360" w:lineRule="auto"/>
-      </w:pPr>
-      <w:r>
-        <w:t xml:space="preserve">- место на диске </w:t>
-      </w:r>
-      <w:r>
-        <w:rPr>
-          <w:highlight w:val="yellow"/>
-        </w:rPr>
-        <w:t>100-300</w:t>
-      </w:r>
-      <w:r>
-        <w:t xml:space="preserve"> МБ</w:t>
-      </w:r>
-      <w:r>
-        <w:t>,</w:t>
-      </w:r>
-    </w:p>
-    <w:p>
-      <w:pPr>
-        <w:tabs>
-          <w:tab w:val="left" w:pos="993"/>
-          <w:tab w:val="left" w:pos="1134"/>
-        </w:tabs>
-        <w:spacing w:line="360" w:lineRule="auto"/>
-      </w:pPr>
-      <w:r>
-        <w:t>- дополнительное ПО</w:t>
-      </w:r>
-      <w:r>
-        <w:t>:</w:t>
-      </w:r>
-      <w:r>
-        <w:t xml:space="preserve"> </w:t>
-      </w:r>
-      <w:r>
-        <w:t xml:space="preserve">.NET 8.0 Desktop </w:t>
-      </w:r>
-      <w:proofErr w:type="spellStart"/>
-      <w:r>
-        <w:t>Runtime</w:t>
-      </w:r>
-      <w:proofErr w:type="spellEnd"/>
-      <w:r>
-        <w:t>,</w:t>
-      </w:r>
-    </w:p>
-    <w:p>
-      <w:pPr>
-        <w:tabs>
-          <w:tab w:val="left" w:pos="993"/>
-          <w:tab w:val="left" w:pos="1134"/>
-        </w:tabs>
-        <w:spacing w:line="360" w:lineRule="auto"/>
-      </w:pPr>
-      <w:r>
-        <w:t>- дисплей</w:t>
-      </w:r>
-      <w:r>
-        <w:t>:</w:t>
-      </w:r>
-      <w:r>
-        <w:t xml:space="preserve"> </w:t>
-      </w:r>
-      <w:r>
-        <w:t>1366×768 для минимального разрешения.</w:t>
-      </w:r>
-    </w:p>
-    <w:p>
-      <w:pPr>
-        <w:tabs>
-          <w:tab w:val="left" w:pos="993"/>
-          <w:tab w:val="left" w:pos="1134"/>
-        </w:tabs>
-        <w:spacing w:line="360" w:lineRule="auto"/>
-      </w:pPr>
-      <w:r>
-        <w:t>Для функционирования се</w:t>
-      </w:r>
-      <w:r>
-        <w:t>р</w:t>
-      </w:r>
-      <w:r>
-        <w:t>вера достаточные следующие программные технические средства:</w:t>
-      </w:r>
-    </w:p>
-    <w:p>
-      <w:pPr>
-        <w:tabs>
-          <w:tab w:val="left" w:pos="993"/>
-          <w:tab w:val="left" w:pos="1134"/>
-        </w:tabs>
-        <w:spacing w:line="360" w:lineRule="auto"/>
+        <w:t>О</w:t>
+      </w:r>
+      <w:r>
+        <w:t>С</w:t>
+      </w:r>
+      <w:r>
         <w:rPr>
           <w:lang w:val="en-US"/>
         </w:rPr>
-      </w:pPr>
-      <w:r>
-        <w:t xml:space="preserve">- 4 ядра </w:t>
-      </w:r>
-      <w:r>
+        <w:t>: Ubuntu Server 22.04 LTS</w:t>
+      </w:r>
+    </w:p>
+    <w:p>
+      <w:pPr>
+        <w:tabs>
+          <w:tab w:val="left" w:pos="993"/>
+          <w:tab w:val="left" w:pos="1134"/>
+        </w:tabs>
+        <w:spacing w:line="360" w:lineRule="auto"/>
         <w:rPr>
           <w:lang w:val="en-US"/>
         </w:rPr>
-        <w:t>CPU,</w:t>
-      </w:r>
-    </w:p>
-    <w:p>
-      <w:pPr>
-        <w:tabs>
-          <w:tab w:val="left" w:pos="993"/>
-          <w:tab w:val="left" w:pos="1134"/>
-        </w:tabs>
-        <w:spacing w:line="360" w:lineRule="auto"/>
-      </w:pPr>
-      <w:r>
-        <w:lastRenderedPageBreak/>
-        <w:t xml:space="preserve">- </w:t>
-      </w:r>
-      <w:r>
-        <w:t>4</w:t>
-      </w:r>
-      <w:r>
-        <w:t xml:space="preserve"> </w:t>
-      </w:r>
-      <w:r>
-        <w:t>ГБ ОЗ</w:t>
-      </w:r>
-      <w:r>
-        <w:t>У</w:t>
-      </w:r>
-      <w:r>
-        <w:t>,</w:t>
-      </w:r>
-    </w:p>
-    <w:p>
-      <w:pPr>
-        <w:tabs>
-          <w:tab w:val="left" w:pos="993"/>
-          <w:tab w:val="left" w:pos="1134"/>
-        </w:tabs>
-        <w:spacing w:line="360" w:lineRule="auto"/>
-      </w:pPr>
-      <w:r>
-        <w:t xml:space="preserve">- </w:t>
-      </w:r>
-      <w:r>
-        <w:t>3</w:t>
-      </w:r>
-      <w:r>
-        <w:t>0 ГБ SSD-дискового пространства</w:t>
-      </w:r>
-      <w:r>
-        <w:t>,</w:t>
-      </w:r>
-    </w:p>
-    <w:p>
-      <w:pPr>
-        <w:tabs>
-          <w:tab w:val="left" w:pos="993"/>
-          <w:tab w:val="left" w:pos="1134"/>
-        </w:tabs>
-        <w:spacing w:line="360" w:lineRule="auto"/>
-      </w:pPr>
-      <w:r>
-        <w:t xml:space="preserve">- </w:t>
-      </w:r>
-      <w:r>
-        <w:t>О</w:t>
-      </w:r>
-      <w:r>
-        <w:t>С</w:t>
-      </w:r>
-      <w:r>
-        <w:t>: Ubuntu Server 22.04 LTS</w:t>
-      </w:r>
-      <w:r>
-        <w:t>,</w:t>
-      </w:r>
-    </w:p>
-    <w:p>
-      <w:pPr>
-        <w:tabs>
-          <w:tab w:val="left" w:pos="993"/>
-          <w:tab w:val="left" w:pos="1134"/>
-        </w:tabs>
-        <w:spacing w:line="360" w:lineRule="auto"/>
-      </w:pPr>
-      <w:r>
-        <w:t xml:space="preserve">- </w:t>
-      </w:r>
-      <w:r>
-        <w:t>СУБД: MySQL 8.0+</w:t>
-      </w:r>
-    </w:p>
-    <w:p>
-      <w:pPr>
-        <w:tabs>
-          <w:tab w:val="left" w:pos="993"/>
-          <w:tab w:val="left" w:pos="1134"/>
-        </w:tabs>
-        <w:spacing w:line="360" w:lineRule="auto"/>
       </w:pPr>
     </w:p>
     <w:p>
@@ -1258,6 +1500,9 @@
           <w:tab w:val="left" w:pos="1134"/>
         </w:tabs>
         <w:ind w:firstLine="0"/>
+        <w:rPr>
+          <w:lang w:val="en-US"/>
+        </w:rPr>
       </w:pPr>
     </w:p>
     <w:p>
@@ -1267,6 +1512,9 @@
           <w:tab w:val="left" w:pos="1134"/>
         </w:tabs>
         <w:ind w:firstLine="0"/>
+        <w:rPr>
+          <w:lang w:val="en-US"/>
+        </w:rPr>
       </w:pPr>
     </w:p>
     <w:p>
@@ -1276,6 +1524,9 @@
           <w:tab w:val="left" w:pos="1134"/>
         </w:tabs>
         <w:ind w:firstLine="0"/>
+        <w:rPr>
+          <w:lang w:val="en-US"/>
+        </w:rPr>
       </w:pPr>
     </w:p>
     <w:p>
@@ -1285,6 +1536,9 @@
           <w:tab w:val="left" w:pos="1134"/>
         </w:tabs>
         <w:ind w:firstLine="0"/>
+        <w:rPr>
+          <w:lang w:val="en-US"/>
+        </w:rPr>
       </w:pPr>
     </w:p>
     <w:p>
@@ -1294,6 +1548,9 @@
           <w:tab w:val="left" w:pos="1134"/>
         </w:tabs>
         <w:ind w:firstLine="0"/>
+        <w:rPr>
+          <w:lang w:val="en-US"/>
+        </w:rPr>
       </w:pPr>
     </w:p>
     <w:p>
@@ -1303,6 +1560,9 @@
           <w:tab w:val="left" w:pos="1134"/>
         </w:tabs>
         <w:ind w:firstLine="0"/>
+        <w:rPr>
+          <w:lang w:val="en-US"/>
+        </w:rPr>
       </w:pPr>
     </w:p>
     <w:sectPr>
@@ -1316,7 +1576,7 @@
 </file>
 
 <file path=word/numbering.xml><?xml version="1.0" encoding="utf-8"?>
-<w:numbering xmlns:wpc="http://schemas.microsoft.com/office/word/2010/wordprocessingCanvas" xmlns:cx="http://schemas.microsoft.com/office/drawing/2014/chartex" xmlns:cx1="http://schemas.microsoft.com/office/drawing/2015/9/8/chartex" xmlns:cx2="http://schemas.microsoft.com/office/drawing/2015/10/21/chartex" xmlns:cx3="http://schemas.microsoft.com/office/drawing/2016/5/9/chartex" xmlns:cx4="http://schemas.microsoft.com/office/drawing/2016/5/10/chartex" xmlns:cx5="http://schemas.microsoft.com/office/drawing/2016/5/11/chartex" xmlns:cx6="http://schemas.microsoft.com/office/drawing/2016/5/12/chartex" xmlns:cx7="http://schemas.microsoft.com/office/drawing/2016/5/13/chartex" xmlns:cx8="http://schemas.microsoft.com/office/drawing/2016/5/14/chartex" xmlns:mc="http://schemas.openxmlformats.org/markup-compatibility/2006" xmlns:aink="http://schemas.microsoft.com/office/drawing/2016/ink" xmlns:am3d="http://schemas.microsoft.com/office/drawing/2017/model3d" xmlns:o="urn:schemas-microsoft-com:office:office" xmlns:r="http://schemas.openxmlformats.org/officeDocument/2006/relationships" xmlns:m="http://schemas.openxmlformats.org/officeDocument/2006/math" xmlns:v="urn:schemas-microsoft-com:vml" xmlns:wp14="http://schemas.microsoft.com/office/word/2010/wordprocessingDrawing" xmlns:wp="http://schemas.openxmlformats.org/drawingml/2006/wordprocessingDrawing" xmlns:w10="urn:schemas-microsoft-com:office:word" xmlns:w="http://schemas.openxmlformats.org/wordprocessingml/2006/main" xmlns:w14="http://schemas.microsoft.com/office/word/2010/wordml" xmlns:w15="http://schemas.microsoft.com/office/word/2012/wordml" xmlns:w16cex="http://schemas.microsoft.com/office/word/2018/wordml/cex" xmlns:w16cid="http://schemas.microsoft.com/office/word/2016/wordml/cid" xmlns:w16="http://schemas.microsoft.com/office/word/2018/wordml" xmlns:w16sdtdh="http://schemas.microsoft.com/office/word/2020/wordml/sdtdatahash" xmlns:w16se="http://schemas.microsoft.com/office/word/2015/wordml/symex" xmlns:wpg="http://schemas.microsoft.com/office/word/2010/wordprocessingGroup" xmlns:wpi="http://schemas.microsoft.com/office/word/2010/wordprocessingInk" xmlns:wne="http://schemas.microsoft.com/office/word/2006/wordml" xmlns:wps="http://schemas.microsoft.com/office/word/2010/wordprocessingShape" mc:Ignorable="w14 w15 w16se w16cid w16 w16cex w16sdtdh wp14">
+<w:numbering xmlns:wpc="http://schemas.microsoft.com/office/word/2010/wordprocessingCanvas" xmlns:cx="http://schemas.microsoft.com/office/drawing/2014/chartex" xmlns:mc="http://schemas.openxmlformats.org/markup-compatibility/2006" xmlns:o="urn:schemas-microsoft-com:office:office" xmlns:r="http://schemas.openxmlformats.org/officeDocument/2006/relationships" xmlns:m="http://schemas.openxmlformats.org/officeDocument/2006/math" xmlns:v="urn:schemas-microsoft-com:vml" xmlns:wp14="http://schemas.microsoft.com/office/word/2010/wordprocessingDrawing" xmlns:wp="http://schemas.openxmlformats.org/drawingml/2006/wordprocessingDrawing" xmlns:w10="urn:schemas-microsoft-com:office:word" xmlns:w="http://schemas.openxmlformats.org/wordprocessingml/2006/main" xmlns:w14="http://schemas.microsoft.com/office/word/2010/wordml" xmlns:w15="http://schemas.microsoft.com/office/word/2012/wordml" xmlns:w16se="http://schemas.microsoft.com/office/word/2015/wordml/symex" xmlns:wpg="http://schemas.microsoft.com/office/word/2010/wordprocessingGroup" xmlns:wpi="http://schemas.microsoft.com/office/word/2010/wordprocessingInk" xmlns:wne="http://schemas.microsoft.com/office/word/2006/wordml" xmlns:wps="http://schemas.microsoft.com/office/word/2010/wordprocessingShape" mc:Ignorable="w14 w15 w16se wp14">
   <w:abstractNum w:abstractNumId="0" w15:restartNumberingAfterBreak="0">
     <w:nsid w:val="01566C6C"/>
     <w:multiLevelType w:val="multilevel"/>
@@ -1850,7 +2110,7 @@
 </file>
 
 <file path=word/styles.xml><?xml version="1.0" encoding="utf-8"?>
-<w:styles xmlns:mc="http://schemas.openxmlformats.org/markup-compatibility/2006" xmlns:r="http://schemas.openxmlformats.org/officeDocument/2006/relationships" xmlns:w="http://schemas.openxmlformats.org/wordprocessingml/2006/main" xmlns:w14="http://schemas.microsoft.com/office/word/2010/wordml" xmlns:w15="http://schemas.microsoft.com/office/word/2012/wordml" xmlns:w16cex="http://schemas.microsoft.com/office/word/2018/wordml/cex" xmlns:w16cid="http://schemas.microsoft.com/office/word/2016/wordml/cid" xmlns:w16="http://schemas.microsoft.com/office/word/2018/wordml" xmlns:w16sdtdh="http://schemas.microsoft.com/office/word/2020/wordml/sdtdatahash" xmlns:w16se="http://schemas.microsoft.com/office/word/2015/wordml/symex" mc:Ignorable="w14 w15 w16se w16cid w16 w16cex w16sdtdh">
+<w:styles xmlns:mc="http://schemas.openxmlformats.org/markup-compatibility/2006" xmlns:r="http://schemas.openxmlformats.org/officeDocument/2006/relationships" xmlns:w="http://schemas.openxmlformats.org/wordprocessingml/2006/main" xmlns:w14="http://schemas.microsoft.com/office/word/2010/wordml" xmlns:w15="http://schemas.microsoft.com/office/word/2012/wordml" xmlns:w16se="http://schemas.microsoft.com/office/word/2015/wordml/symex" mc:Ignorable="w14 w15 w16se">
   <w:docDefaults>
     <w:rPrDefault>
       <w:rPr>
@@ -1866,7 +2126,7 @@
       </w:pPr>
     </w:pPrDefault>
   </w:docDefaults>
-  <w:latentStyles w:defLockedState="0" w:defUIPriority="99" w:defSemiHidden="0" w:defUnhideWhenUsed="0" w:defQFormat="0" w:count="376">
+  <w:latentStyles w:defLockedState="0" w:defUIPriority="99" w:defSemiHidden="0" w:defUnhideWhenUsed="0" w:defQFormat="0" w:count="371">
     <w:lsdException w:name="Normal" w:uiPriority="0" w:qFormat="1"/>
     <w:lsdException w:name="heading 1" w:uiPriority="9" w:qFormat="1"/>
     <w:lsdException w:name="heading 2" w:semiHidden="1" w:uiPriority="9" w:unhideWhenUsed="1" w:qFormat="1"/>
@@ -1972,6 +2232,7 @@
     <w:lsdException w:name="HTML Sample" w:semiHidden="1" w:unhideWhenUsed="1"/>
     <w:lsdException w:name="HTML Typewriter" w:semiHidden="1" w:unhideWhenUsed="1"/>
     <w:lsdException w:name="HTML Variable" w:semiHidden="1" w:unhideWhenUsed="1"/>
+    <w:lsdException w:name="Normal Table" w:semiHidden="1" w:unhideWhenUsed="1"/>
     <w:lsdException w:name="annotation subject" w:semiHidden="1" w:unhideWhenUsed="1"/>
     <w:lsdException w:name="No List" w:semiHidden="1" w:unhideWhenUsed="1"/>
     <w:lsdException w:name="Outline List 1" w:semiHidden="1" w:unhideWhenUsed="1"/>
@@ -2014,8 +2275,11 @@
     <w:lsdException w:name="Table Contemporary" w:semiHidden="1" w:unhideWhenUsed="1"/>
     <w:lsdException w:name="Table Elegant" w:semiHidden="1" w:unhideWhenUsed="1"/>
     <w:lsdException w:name="Table Professional" w:semiHidden="1" w:unhideWhenUsed="1"/>
+    <w:lsdException w:name="Table Subtle 1" w:semiHidden="1" w:unhideWhenUsed="1"/>
     <w:lsdException w:name="Table Subtle 2" w:semiHidden="1" w:unhideWhenUsed="1"/>
     <w:lsdException w:name="Table Web 1" w:semiHidden="1" w:unhideWhenUsed="1"/>
+    <w:lsdException w:name="Table Web 2" w:semiHidden="1" w:unhideWhenUsed="1"/>
+    <w:lsdException w:name="Table Web 3" w:semiHidden="1" w:unhideWhenUsed="1"/>
     <w:lsdException w:name="Balloon Text" w:semiHidden="1" w:unhideWhenUsed="1"/>
     <w:lsdException w:name="Table Grid" w:uiPriority="39"/>
     <w:lsdException w:name="Table Theme" w:semiHidden="1" w:unhideWhenUsed="1"/>
@@ -2234,11 +2498,6 @@
     <w:lsdException w:name="List Table 5 Dark Accent 6" w:uiPriority="50"/>
     <w:lsdException w:name="List Table 6 Colorful Accent 6" w:uiPriority="51"/>
     <w:lsdException w:name="List Table 7 Colorful Accent 6" w:uiPriority="52"/>
-    <w:lsdException w:name="Mention" w:semiHidden="1" w:unhideWhenUsed="1"/>
-    <w:lsdException w:name="Smart Hyperlink" w:semiHidden="1" w:unhideWhenUsed="1"/>
-    <w:lsdException w:name="Hashtag" w:semiHidden="1" w:unhideWhenUsed="1"/>
-    <w:lsdException w:name="Unresolved Mention" w:semiHidden="1" w:unhideWhenUsed="1"/>
-    <w:lsdException w:name="Smart Link" w:semiHidden="1" w:unhideWhenUsed="1"/>
   </w:latentStyles>
   <w:style w:type="paragraph" w:default="1" w:styleId="a0">
     <w:name w:val="Normal"/>

--- a/Курсовой проект_ТЗ.docx
+++ b/Курсовой проект_ТЗ.docx
@@ -86,13 +86,49 @@
         <w:rPr>
           <w:highlight w:val="lightGray"/>
         </w:rPr>
-        <w:t xml:space="preserve">в </w:t>
+        <w:t xml:space="preserve">в предоставлении возможности </w:t>
       </w:r>
       <w:r>
         <w:rPr>
           <w:highlight w:val="lightGray"/>
         </w:rPr>
-        <w:t>изучении лекционных материалов и в выполнении тестов по ним.</w:t>
+        <w:t>изучени</w:t>
+      </w:r>
+      <w:r>
+        <w:rPr>
+          <w:highlight w:val="lightGray"/>
+        </w:rPr>
+        <w:t>я</w:t>
+      </w:r>
+      <w:r>
+        <w:rPr>
+          <w:highlight w:val="lightGray"/>
+        </w:rPr>
+        <w:t xml:space="preserve"> лекционных материалов</w:t>
+      </w:r>
+      <w:r>
+        <w:rPr>
+          <w:highlight w:val="lightGray"/>
+        </w:rPr>
+        <w:t xml:space="preserve"> по разделам «Синтаксис» и «Пунктуация»</w:t>
+      </w:r>
+      <w:r>
+        <w:rPr>
+          <w:highlight w:val="lightGray"/>
+        </w:rPr>
+        <w:t xml:space="preserve"> и</w:t>
+      </w:r>
+      <w:r>
+        <w:rPr>
+          <w:highlight w:val="lightGray"/>
+        </w:rPr>
+        <w:t xml:space="preserve"> прохождения тестов для закрепления пройденного материала</w:t>
+      </w:r>
+      <w:r>
+        <w:rPr>
+          <w:highlight w:val="lightGray"/>
+        </w:rPr>
+        <w:t>.</w:t>
       </w:r>
     </w:p>
     <w:p>
@@ -141,7 +177,13 @@
         <w:t>ыми категориями</w:t>
       </w:r>
       <w:r>
-        <w:t xml:space="preserve"> пользователей приложения будут студенты и преподаватели</w:t>
+        <w:t xml:space="preserve"> пользователей </w:t>
+      </w:r>
+      <w:r>
+        <w:t>ПО</w:t>
+      </w:r>
+      <w:r>
+        <w:t xml:space="preserve"> будут студенты и преподаватели</w:t>
       </w:r>
       <w:r>
         <w:t xml:space="preserve"> русского языка</w:t>
@@ -323,7 +365,19 @@
         <w:rPr>
           <w:b w:val="0"/>
         </w:rPr>
-        <w:t xml:space="preserve"> предоставить возможность к следующей функциональности</w:t>
+        <w:t xml:space="preserve"> предоставить </w:t>
+      </w:r>
+      <w:r>
+        <w:rPr>
+          <w:b w:val="0"/>
+        </w:rPr>
+        <w:t>доступ</w:t>
+      </w:r>
+      <w:r>
+        <w:rPr>
+          <w:b w:val="0"/>
+        </w:rPr>
+        <w:t xml:space="preserve"> к следующей функциональности</w:t>
       </w:r>
       <w:r>
         <w:rPr>
@@ -343,7 +397,10 @@
         <w:ind w:left="1276" w:hanging="567"/>
       </w:pPr>
       <w:r>
-        <w:t>Просмотр лекций</w:t>
+        <w:t>п</w:t>
+      </w:r>
+      <w:r>
+        <w:t>росмотр лекций</w:t>
       </w:r>
       <w:r>
         <w:rPr>
@@ -361,21 +418,17 @@
         </w:numPr>
         <w:spacing w:line="360" w:lineRule="auto"/>
         <w:ind w:left="1276" w:hanging="567"/>
+      </w:pPr>
+      <w:r>
+        <w:t xml:space="preserve">Прохождение тестов </w:t>
+      </w:r>
+      <w:r>
         <w:rPr>
           <w:highlight w:val="yellow"/>
         </w:rPr>
-      </w:pPr>
-      <w:r>
-        <w:rPr>
-          <w:highlight w:val="yellow"/>
-        </w:rPr>
-        <w:t>Авторизация и регистрация пользователей</w:t>
-      </w:r>
-      <w:r>
-        <w:rPr>
-          <w:highlight w:val="yellow"/>
-          <w:lang w:val="en-US"/>
-        </w:rPr>
+        <w:t>по темам лекций</w:t>
+      </w:r>
+      <w:r>
         <w:t>;</w:t>
       </w:r>
     </w:p>
@@ -390,13 +443,19 @@
         <w:ind w:left="1276" w:hanging="567"/>
       </w:pPr>
       <w:r>
-        <w:t xml:space="preserve">Прохождение тестов </w:t>
-      </w:r>
-      <w:r>
-        <w:rPr>
-          <w:highlight w:val="yellow"/>
-        </w:rPr>
-        <w:t>по темам лекций</w:t>
+        <w:t>Формирование</w:t>
+      </w:r>
+      <w:r>
+        <w:t xml:space="preserve"> отчетов о результатах тестирования</w:t>
+      </w:r>
+      <w:r>
+        <w:t xml:space="preserve"> в формате .</w:t>
+      </w:r>
+      <w:r>
+        <w:rPr>
+          <w:lang w:val="en-US"/>
+        </w:rPr>
+        <w:t>csv</w:t>
       </w:r>
       <w:r>
         <w:t>;</w:t>
@@ -413,10 +472,7 @@
         <w:ind w:left="1276" w:hanging="567"/>
       </w:pPr>
       <w:r>
-        <w:t>Формирование</w:t>
-      </w:r>
-      <w:r>
-        <w:t xml:space="preserve"> отчетов о результатах тестирования</w:t>
+        <w:t>Фильтрация пользователей по баллам за тесты</w:t>
       </w:r>
       <w:r>
         <w:t>;</w:t>
@@ -433,7 +489,16 @@
         <w:ind w:left="1276" w:hanging="567"/>
       </w:pPr>
       <w:r>
-        <w:t>Фильтрация пользователей по баллам за тесты</w:t>
+        <w:rPr>
+          <w:highlight w:val="lightGray"/>
+        </w:rPr>
+        <w:t>Сортировка тестов по названию</w:t>
+      </w:r>
+      <w:r>
+        <w:rPr>
+          <w:highlight w:val="lightGray"/>
+        </w:rPr>
+        <w:t xml:space="preserve"> и пользователей по имени</w:t>
       </w:r>
       <w:r>
         <w:t>;</w:t>
@@ -448,20 +513,21 @@
         </w:numPr>
         <w:spacing w:line="360" w:lineRule="auto"/>
         <w:ind w:left="1276" w:hanging="567"/>
-      </w:pPr>
-      <w:r>
-        <w:rPr>
-          <w:highlight w:val="lightGray"/>
-        </w:rPr>
-        <w:t>Сортировка тестов по названию</w:t>
-      </w:r>
-      <w:r>
-        <w:rPr>
-          <w:highlight w:val="lightGray"/>
-        </w:rPr>
-        <w:t xml:space="preserve"> и пользователей по имени</w:t>
-      </w:r>
-      <w:r>
+        <w:rPr>
+          <w:highlight w:val="yellow"/>
+        </w:rPr>
+      </w:pPr>
+      <w:r>
+        <w:rPr>
+          <w:highlight w:val="yellow"/>
+        </w:rPr>
+        <w:t>Авторизация и регистрация пользователей</w:t>
+      </w:r>
+      <w:r>
+        <w:rPr>
+          <w:highlight w:val="yellow"/>
+          <w:lang w:val="en-US"/>
+        </w:rPr>
         <w:t>;</w:t>
       </w:r>
     </w:p>
@@ -487,9 +553,8 @@
       <w:r>
         <w:rPr>
           <w:highlight w:val="lightGray"/>
-          <w:lang w:val="en-US"/>
-        </w:rPr>
-        <w:t>;</w:t>
+        </w:rPr>
+        <w:t xml:space="preserve"> пользователей.</w:t>
       </w:r>
     </w:p>
     <w:p>
@@ -513,7 +578,19 @@
         <w:rPr>
           <w:b w:val="0"/>
         </w:rPr>
-        <w:t>Интерфейс должен быть интуитивно</w:t>
+        <w:t xml:space="preserve">Интерфейс </w:t>
+      </w:r>
+      <w:r>
+        <w:rPr>
+          <w:b w:val="0"/>
+        </w:rPr>
+        <w:t xml:space="preserve">разработанного ПО </w:t>
+      </w:r>
+      <w:r>
+        <w:rPr>
+          <w:b w:val="0"/>
+        </w:rPr>
+        <w:t>должен быть интуитивно</w:t>
       </w:r>
       <w:r>
         <w:rPr>
@@ -573,6 +650,12 @@
       <w:r>
         <w:rPr>
           <w:b w:val="0"/>
+        </w:rPr>
+        <w:t>«</w:t>
+      </w:r>
+      <w:r>
+        <w:rPr>
+          <w:b w:val="0"/>
           <w:highlight w:val="lightGray"/>
         </w:rPr>
         <w:t>Гость</w:t>
@@ -581,6 +664,12 @@
         <w:rPr>
           <w:b w:val="0"/>
         </w:rPr>
+        <w:t>»</w:t>
+      </w:r>
+      <w:r>
+        <w:rPr>
+          <w:b w:val="0"/>
+        </w:rPr>
         <w:t>)</w:t>
       </w:r>
       <w:r>
@@ -593,13 +682,25 @@
         <w:rPr>
           <w:b w:val="0"/>
         </w:rPr>
-        <w:t xml:space="preserve"> (Пользователь</w:t>
-      </w:r>
-      <w:r>
-        <w:rPr>
-          <w:b w:val="0"/>
-        </w:rPr>
-        <w:t xml:space="preserve"> с ролью студент</w:t>
+        <w:t xml:space="preserve"> (</w:t>
+      </w:r>
+      <w:r>
+        <w:rPr>
+          <w:b w:val="0"/>
+        </w:rPr>
+        <w:t>«С</w:t>
+      </w:r>
+      <w:r>
+        <w:rPr>
+          <w:b w:val="0"/>
+        </w:rPr>
+        <w:t>тудент</w:t>
+      </w:r>
+      <w:r>
+        <w:rPr>
+          <w:b w:val="0"/>
+        </w:rPr>
+        <w:t>»</w:t>
       </w:r>
       <w:r>
         <w:rPr>
@@ -611,22 +712,27 @@
         <w:rPr>
           <w:b w:val="0"/>
         </w:rPr>
-        <w:t xml:space="preserve"> может решать тесты </w:t>
+        <w:t xml:space="preserve"> может </w:t>
+      </w:r>
+      <w:r>
+        <w:rPr>
+          <w:b w:val="0"/>
+        </w:rPr>
+        <w:lastRenderedPageBreak/>
+        <w:t>проходить</w:t>
+      </w:r>
+      <w:r>
+        <w:rPr>
+          <w:b w:val="0"/>
+        </w:rPr>
+        <w:t xml:space="preserve"> тесты </w:t>
       </w:r>
       <w:r>
         <w:rPr>
           <w:b w:val="0"/>
           <w:highlight w:val="yellow"/>
         </w:rPr>
-        <w:t xml:space="preserve">и просматривать в личном кабинете свои успехи за </w:t>
-      </w:r>
-      <w:r>
-        <w:rPr>
-          <w:b w:val="0"/>
-          <w:highlight w:val="yellow"/>
-        </w:rPr>
-        <w:lastRenderedPageBreak/>
-        <w:t>тесты</w:t>
+        <w:t>и просматривать в личном кабинете свои успехи за тесты</w:t>
       </w:r>
       <w:r>
         <w:rPr>
@@ -656,7 +762,7 @@
         <w:rPr>
           <w:b w:val="0"/>
         </w:rPr>
-        <w:t>Пользователь с ролью</w:t>
+        <w:t>«Преподаватель»</w:t>
       </w:r>
       <w:r>
         <w:rPr>
@@ -686,7 +792,19 @@
         <w:rPr>
           <w:b w:val="0"/>
         </w:rPr>
-        <w:t>олный доступ ко всем функциям системы, включая управление лекциями, тестами</w:t>
+        <w:t xml:space="preserve">олный доступ ко всем функциям системы, включая </w:t>
+      </w:r>
+      <w:r>
+        <w:rPr>
+          <w:b w:val="0"/>
+        </w:rPr>
+        <w:t>редактирование материалов лекций</w:t>
+      </w:r>
+      <w:r>
+        <w:rPr>
+          <w:b w:val="0"/>
+        </w:rPr>
+        <w:t>, тестами</w:t>
       </w:r>
       <w:r>
         <w:rPr>
@@ -753,7 +871,13 @@
         <w:rPr>
           <w:b w:val="0"/>
         </w:rPr>
-        <w:t xml:space="preserve"> представлены рисунком 1</w:t>
+        <w:t xml:space="preserve"> представлена</w:t>
+      </w:r>
+      <w:r>
+        <w:rPr>
+          <w:b w:val="0"/>
+        </w:rPr>
+        <w:t xml:space="preserve"> рисунком 1</w:t>
       </w:r>
       <w:r>
         <w:rPr>
@@ -779,6 +903,45 @@
           <w:b w:val="0"/>
         </w:rPr>
       </w:pPr>
+      <w:r>
+        <w:rPr>
+          <w:b w:val="0"/>
+          <w:highlight w:val="cyan"/>
+        </w:rPr>
+        <w:t>ПЕРЕДЕЛАТЬ ДИАГРАММУ</w:t>
+      </w:r>
+      <w:r>
+        <w:rPr>
+          <w:b w:val="0"/>
+        </w:rPr>
+        <w:t xml:space="preserve"> (просмотр информации о пользователях</w:t>
+      </w:r>
+      <w:bookmarkStart w:id="0" w:name="_GoBack"/>
+      <w:bookmarkEnd w:id="0"/>
+      <w:r>
+        <w:rPr>
+          <w:b w:val="0"/>
+        </w:rPr>
+        <w:t>)</w:t>
+      </w:r>
+    </w:p>
+    <w:p>
+      <w:pPr>
+        <w:pStyle w:val="a"/>
+        <w:numPr>
+          <w:ilvl w:val="0"/>
+          <w:numId w:val="0"/>
+        </w:numPr>
+        <w:tabs>
+          <w:tab w:val="left" w:pos="993"/>
+          <w:tab w:val="left" w:pos="1134"/>
+        </w:tabs>
+        <w:spacing w:line="360" w:lineRule="auto"/>
+        <w:ind w:firstLine="709"/>
+        <w:rPr>
+          <w:b w:val="0"/>
+        </w:rPr>
+      </w:pPr>
     </w:p>
     <w:p>
       <w:pPr>
@@ -790,6 +953,8 @@
       <w:r>
         <w:rPr>
           <w:b/>
+          <w:noProof/>
+          <w:lang w:eastAsia="ru-RU"/>
         </w:rPr>
         <w:drawing>
           <wp:inline distT="0" distB="0" distL="0" distR="0" wp14:anchorId="77E15490" wp14:editId="56AC3B3F">
@@ -865,13 +1030,41 @@
         <w:rPr>
           <w:b w:val="0"/>
         </w:rPr>
+        <w:lastRenderedPageBreak/>
         <w:t xml:space="preserve">Рисунок 1 — </w:t>
       </w:r>
       <w:r>
         <w:rPr>
           <w:b w:val="0"/>
         </w:rPr>
-        <w:t>Диаграмма вариантов использования оконного приложения</w:t>
+        <w:t>Ди</w:t>
+      </w:r>
+      <w:r>
+        <w:rPr>
+          <w:b w:val="0"/>
+        </w:rPr>
+        <w:t>аграмма вариантов использования</w:t>
+      </w:r>
+    </w:p>
+    <w:p>
+      <w:pPr>
+        <w:pStyle w:val="a"/>
+        <w:numPr>
+          <w:ilvl w:val="1"/>
+          <w:numId w:val="1"/>
+        </w:numPr>
+        <w:tabs>
+          <w:tab w:val="left" w:pos="1134"/>
+        </w:tabs>
+      </w:pPr>
+      <w:r>
+        <w:rPr>
+          <w:b w:val="0"/>
+        </w:rPr>
+        <w:t xml:space="preserve"> </w:t>
+      </w:r>
+      <w:r>
+        <w:t>Выбор состава программных и технических средств</w:t>
       </w:r>
     </w:p>
     <w:p>
@@ -882,38 +1075,11 @@
           <w:numId w:val="0"/>
         </w:numPr>
         <w:tabs>
-          <w:tab w:val="left" w:pos="993"/>
-          <w:tab w:val="left" w:pos="1134"/>
-        </w:tabs>
-        <w:spacing w:line="360" w:lineRule="auto"/>
-        <w:ind w:firstLine="709"/>
-        <w:jc w:val="center"/>
-        <w:rPr>
-          <w:b w:val="0"/>
-        </w:rPr>
-      </w:pPr>
-    </w:p>
-    <w:p>
-      <w:pPr>
-        <w:pStyle w:val="a"/>
-        <w:numPr>
-          <w:ilvl w:val="1"/>
-          <w:numId w:val="1"/>
-        </w:numPr>
-        <w:tabs>
-          <w:tab w:val="left" w:pos="1134"/>
-        </w:tabs>
-      </w:pPr>
-      <w:r>
-        <w:rPr>
-          <w:b w:val="0"/>
-        </w:rPr>
-        <w:lastRenderedPageBreak/>
-        <w:t xml:space="preserve"> </w:t>
-      </w:r>
-      <w:r>
-        <w:t>Выбор состава программных и технических средств</w:t>
-      </w:r>
+          <w:tab w:val="left" w:pos="1134"/>
+        </w:tabs>
+        <w:spacing w:line="360" w:lineRule="auto"/>
+        <w:ind w:left="710"/>
+      </w:pPr>
     </w:p>
     <w:p>
       <w:pPr>
@@ -926,20 +1092,6 @@
           <w:tab w:val="left" w:pos="1134"/>
         </w:tabs>
         <w:spacing w:line="360" w:lineRule="auto"/>
-        <w:ind w:left="710"/>
-      </w:pPr>
-    </w:p>
-    <w:p>
-      <w:pPr>
-        <w:pStyle w:val="a"/>
-        <w:numPr>
-          <w:ilvl w:val="0"/>
-          <w:numId w:val="0"/>
-        </w:numPr>
-        <w:tabs>
-          <w:tab w:val="left" w:pos="1134"/>
-        </w:tabs>
-        <w:spacing w:line="360" w:lineRule="auto"/>
         <w:ind w:firstLine="709"/>
         <w:rPr>
           <w:b w:val="0"/>
@@ -1081,6 +1233,9 @@
           <w:tab w:val="left" w:pos="1134"/>
         </w:tabs>
         <w:spacing w:line="360" w:lineRule="auto"/>
+        <w:rPr>
+          <w:lang w:val="en-US"/>
+        </w:rPr>
       </w:pPr>
       <w:r>
         <w:t xml:space="preserve">В качестве среды разработки </w:t>
@@ -1108,7 +1263,16 @@
       </w:r>
       <w:proofErr w:type="spellEnd"/>
       <w:r>
-        <w:t>, обеспечивающая удобные средства проектирования, отладки и управления кодом, а также глубокую интеграцию с технологиями Microsoft, что ускоряет процесс разработки и повышает его качество.</w:t>
+        <w:t xml:space="preserve"> 2022</w:t>
+      </w:r>
+      <w:r>
+        <w:t>, обеспечивающая удобные средства проектирования, отладки и управления кодом, а также глубокую интеграцию с технологиями Microsoft, что ускоряет процесс разработки </w:t>
+      </w:r>
+      <w:r>
+        <w:t xml:space="preserve">ПО </w:t>
+      </w:r>
+      <w:r>
+        <w:t>и повышает его качество.</w:t>
       </w:r>
     </w:p>
     <w:p>
@@ -1118,27 +1282,44 @@
           <w:tab w:val="left" w:pos="1134"/>
         </w:tabs>
         <w:spacing w:line="360" w:lineRule="auto"/>
-      </w:pPr>
-      <w:r>
+        <w:rPr>
+          <w:color w:val="FF0000"/>
+        </w:rPr>
+      </w:pPr>
+      <w:r>
+        <w:rPr>
+          <w:color w:val="FF0000"/>
+        </w:rPr>
         <w:t xml:space="preserve">Для функционирования </w:t>
       </w:r>
       <w:r>
-        <w:t>оконного</w:t>
-      </w:r>
-      <w:r>
-        <w:t xml:space="preserve"> приложения достаточны следующие программные и технические средства</w:t>
-      </w:r>
-      <w:r>
+        <w:rPr>
+          <w:color w:val="FF0000"/>
+        </w:rPr>
+        <w:t>на стороне клиента</w:t>
+      </w:r>
+      <w:r>
+        <w:rPr>
+          <w:color w:val="FF0000"/>
+        </w:rPr>
+        <w:t xml:space="preserve"> достаточны следующие программные и технические средства</w:t>
+      </w:r>
+      <w:r>
+        <w:rPr>
+          <w:color w:val="FF0000"/>
+        </w:rPr>
         <w:t xml:space="preserve"> </w:t>
       </w:r>
       <w:r>
         <w:rPr>
+          <w:color w:val="FF0000"/>
           <w:highlight w:val="yellow"/>
         </w:rPr>
         <w:t>(Надо ли писать для .</w:t>
       </w:r>
       <w:r>
         <w:rPr>
+          <w:color w:val="FF0000"/>
           <w:highlight w:val="yellow"/>
           <w:lang w:val="en-US"/>
         </w:rPr>
@@ -1146,11 +1327,15 @@
       </w:r>
       <w:r>
         <w:rPr>
+          <w:color w:val="FF0000"/>
           <w:highlight w:val="yellow"/>
         </w:rPr>
         <w:t xml:space="preserve"> 8)</w:t>
       </w:r>
       <w:r>
+        <w:rPr>
+          <w:color w:val="FF0000"/>
+        </w:rPr>
         <w:t>:</w:t>
       </w:r>
     </w:p>
@@ -1161,20 +1346,33 @@
           <w:tab w:val="left" w:pos="1134"/>
         </w:tabs>
         <w:spacing w:line="360" w:lineRule="auto"/>
-      </w:pPr>
-      <w:r>
+        <w:rPr>
+          <w:color w:val="FF0000"/>
+        </w:rPr>
+      </w:pPr>
+      <w:r>
+        <w:rPr>
+          <w:color w:val="FF0000"/>
+        </w:rPr>
         <w:t xml:space="preserve">- ОС </w:t>
       </w:r>
       <w:r>
         <w:rPr>
+          <w:color w:val="FF0000"/>
           <w:lang w:val="en-US"/>
         </w:rPr>
         <w:t>Windows</w:t>
       </w:r>
       <w:r>
+        <w:rPr>
+          <w:color w:val="FF0000"/>
+        </w:rPr>
         <w:t xml:space="preserve"> 10</w:t>
       </w:r>
       <w:r>
+        <w:rPr>
+          <w:color w:val="FF0000"/>
+        </w:rPr>
         <w:t>+;</w:t>
       </w:r>
     </w:p>
@@ -1185,26 +1383,45 @@
           <w:tab w:val="left" w:pos="1134"/>
         </w:tabs>
         <w:spacing w:line="360" w:lineRule="auto"/>
-      </w:pPr>
-      <w:r>
+        <w:rPr>
+          <w:color w:val="FF0000"/>
+        </w:rPr>
+      </w:pPr>
+      <w:r>
+        <w:rPr>
+          <w:color w:val="FF0000"/>
+        </w:rPr>
         <w:t xml:space="preserve">- </w:t>
       </w:r>
       <w:r>
         <w:rPr>
+          <w:color w:val="FF0000"/>
           <w:lang w:val="en-US"/>
         </w:rPr>
         <w:t>CPU</w:t>
       </w:r>
       <w:r>
+        <w:rPr>
+          <w:color w:val="FF0000"/>
+        </w:rPr>
         <w:t xml:space="preserve"> 1</w:t>
       </w:r>
       <w:r>
+        <w:rPr>
+          <w:color w:val="FF0000"/>
+        </w:rPr>
         <w:t xml:space="preserve"> </w:t>
       </w:r>
       <w:r>
+        <w:rPr>
+          <w:color w:val="FF0000"/>
+        </w:rPr>
         <w:t>ГГц</w:t>
       </w:r>
       <w:r>
+        <w:rPr>
+          <w:color w:val="FF0000"/>
+        </w:rPr>
         <w:t>;</w:t>
       </w:r>
     </w:p>
@@ -1215,18 +1432,22 @@
           <w:tab w:val="left" w:pos="1134"/>
         </w:tabs>
         <w:spacing w:line="360" w:lineRule="auto"/>
-      </w:pPr>
-      <w:r>
-        <w:t xml:space="preserve">- </w:t>
-      </w:r>
-      <w:r>
-        <w:t>ОЗУ 4 ГБ</w:t>
-      </w:r>
-      <w:r>
+        <w:rPr>
+          <w:color w:val="FF0000"/>
+        </w:rPr>
+      </w:pPr>
+      <w:r>
+        <w:rPr>
+          <w:color w:val="FF0000"/>
+        </w:rPr>
+        <w:t>- ОЗУ 4 ГБ</w:t>
+      </w:r>
+      <w:r>
+        <w:rPr>
+          <w:color w:val="FF0000"/>
+        </w:rPr>
         <w:t>;</w:t>
       </w:r>
-      <w:bookmarkStart w:id="0" w:name="_GoBack"/>
-      <w:bookmarkEnd w:id="0"/>
     </w:p>
     <w:p>
       <w:pPr>
@@ -1235,12 +1456,15 @@
           <w:tab w:val="left" w:pos="1134"/>
         </w:tabs>
         <w:spacing w:line="360" w:lineRule="auto"/>
-      </w:pPr>
-      <w:r>
-        <w:t xml:space="preserve">- </w:t>
-      </w:r>
-      <w:r>
-        <w:t>минимальное дисковое пространство 4,5 Гб.</w:t>
+        <w:rPr>
+          <w:color w:val="FF0000"/>
+        </w:rPr>
+      </w:pPr>
+      <w:r>
+        <w:rPr>
+          <w:color w:val="FF0000"/>
+        </w:rPr>
+        <w:t>- минимальное дисковое пространство 4,5 Гб.</w:t>
       </w:r>
     </w:p>
     <w:p>
@@ -1250,33 +1474,44 @@
           <w:tab w:val="left" w:pos="1134"/>
         </w:tabs>
         <w:spacing w:line="360" w:lineRule="auto"/>
-      </w:pPr>
-      <w:r>
-        <w:t>Для функционирования се</w:t>
-      </w:r>
-      <w:r>
-        <w:t>р</w:t>
-      </w:r>
-      <w:r>
-        <w:t>вера достаточные следующие программные технические средства</w:t>
-      </w:r>
-      <w:r>
+        <w:rPr>
+          <w:color w:val="FF0000"/>
+        </w:rPr>
+      </w:pPr>
+      <w:r>
+        <w:rPr>
+          <w:color w:val="FF0000"/>
+        </w:rPr>
+        <w:t xml:space="preserve">Для функционирования </w:t>
+      </w:r>
+      <w:r>
+        <w:rPr>
+          <w:color w:val="FF0000"/>
+        </w:rPr>
+        <w:t xml:space="preserve">на стороне сервера достаточны </w:t>
+      </w:r>
+      <w:r>
+        <w:rPr>
+          <w:color w:val="FF0000"/>
+        </w:rPr>
+        <w:t>следующие программные технические средства</w:t>
+      </w:r>
+      <w:r>
+        <w:rPr>
+          <w:color w:val="FF0000"/>
+        </w:rPr>
         <w:t xml:space="preserve"> </w:t>
       </w:r>
       <w:r>
         <w:rPr>
+          <w:color w:val="FF0000"/>
           <w:highlight w:val="yellow"/>
         </w:rPr>
-        <w:t xml:space="preserve">(Надо ли писать для </w:t>
-      </w:r>
-      <w:r>
-        <w:rPr>
-          <w:highlight w:val="yellow"/>
-        </w:rPr>
-        <w:t xml:space="preserve">СУБД </w:t>
-      </w:r>
-      <w:r>
-        <w:rPr>
+        <w:t xml:space="preserve">(Надо ли писать для СУБД </w:t>
+      </w:r>
+      <w:r>
+        <w:rPr>
+          <w:color w:val="FF0000"/>
           <w:highlight w:val="yellow"/>
           <w:lang w:val="en-US"/>
         </w:rPr>
@@ -1284,17 +1519,15 @@
       </w:r>
       <w:r>
         <w:rPr>
+          <w:color w:val="FF0000"/>
           <w:highlight w:val="yellow"/>
         </w:rPr>
-        <w:t xml:space="preserve"> 8.0</w:t>
-      </w:r>
-      <w:r>
-        <w:rPr>
-          <w:highlight w:val="yellow"/>
-        </w:rPr>
-        <w:t>)</w:t>
-      </w:r>
-      <w:r>
+        <w:t xml:space="preserve"> 8.0)</w:t>
+      </w:r>
+      <w:r>
+        <w:rPr>
+          <w:color w:val="FF0000"/>
+        </w:rPr>
         <w:t>:</w:t>
       </w:r>
     </w:p>
@@ -1306,44 +1539,115 @@
         </w:tabs>
         <w:spacing w:line="360" w:lineRule="auto"/>
         <w:rPr>
+          <w:color w:val="FF0000"/>
+        </w:rPr>
+      </w:pPr>
+      <w:r>
+        <w:rPr>
+          <w:color w:val="FF0000"/>
+        </w:rPr>
+        <w:t xml:space="preserve">- ОС </w:t>
+      </w:r>
+      <w:r>
+        <w:rPr>
+          <w:color w:val="FF0000"/>
           <w:lang w:val="en-US"/>
         </w:rPr>
-      </w:pPr>
-      <w:r>
-        <w:rPr>
+        <w:t>Windows</w:t>
+      </w:r>
+      <w:r>
+        <w:rPr>
+          <w:color w:val="FF0000"/>
+        </w:rPr>
+        <w:t xml:space="preserve"> или </w:t>
+      </w:r>
+      <w:r>
+        <w:rPr>
+          <w:color w:val="FF0000"/>
           <w:lang w:val="en-US"/>
         </w:rPr>
+        <w:t>Linux</w:t>
+      </w:r>
+      <w:r>
+        <w:rPr>
+          <w:color w:val="FF0000"/>
+        </w:rPr>
+        <w:t>;</w:t>
+      </w:r>
+    </w:p>
+    <w:p>
+      <w:pPr>
+        <w:tabs>
+          <w:tab w:val="left" w:pos="993"/>
+          <w:tab w:val="left" w:pos="1134"/>
+        </w:tabs>
+        <w:spacing w:line="360" w:lineRule="auto"/>
+        <w:rPr>
+          <w:color w:val="FF0000"/>
+        </w:rPr>
+      </w:pPr>
+      <w:r>
+        <w:rPr>
+          <w:color w:val="FF0000"/>
+        </w:rPr>
+        <w:t>- 32-</w:t>
+      </w:r>
+      <w:r>
+        <w:rPr>
+          <w:color w:val="FF0000"/>
+          <w:lang w:val="en-US"/>
+        </w:rPr>
+        <w:t>x</w:t>
+      </w:r>
+      <w:r>
+        <w:rPr>
+          <w:color w:val="FF0000"/>
+        </w:rPr>
+        <w:t>/64-</w:t>
+      </w:r>
+      <w:r>
+        <w:rPr>
+          <w:color w:val="FF0000"/>
+          <w:lang w:val="en-US"/>
+        </w:rPr>
+        <w:t>x</w:t>
+      </w:r>
+      <w:r>
+        <w:rPr>
+          <w:color w:val="FF0000"/>
+        </w:rPr>
+        <w:t xml:space="preserve"> разрядная архитектура;</w:t>
+      </w:r>
+    </w:p>
+    <w:p>
+      <w:pPr>
+        <w:tabs>
+          <w:tab w:val="left" w:pos="993"/>
+          <w:tab w:val="left" w:pos="1134"/>
+        </w:tabs>
+        <w:spacing w:line="360" w:lineRule="auto"/>
+        <w:rPr>
+          <w:color w:val="FF0000"/>
+        </w:rPr>
+      </w:pPr>
+      <w:r>
+        <w:rPr>
+          <w:color w:val="FF0000"/>
+        </w:rPr>
         <w:t xml:space="preserve">- </w:t>
       </w:r>
       <w:r>
-        <w:t>ОС</w:t>
-      </w:r>
-      <w:r>
-        <w:rPr>
+        <w:rPr>
+          <w:color w:val="FF0000"/>
           <w:lang w:val="en-US"/>
         </w:rPr>
-        <w:t xml:space="preserve"> </w:t>
-      </w:r>
-      <w:r>
-        <w:rPr>
-          <w:lang w:val="en-US"/>
-        </w:rPr>
-        <w:t xml:space="preserve">Windows </w:t>
-      </w:r>
-      <w:r>
-        <w:t>или</w:t>
-      </w:r>
-      <w:r>
-        <w:rPr>
-          <w:lang w:val="en-US"/>
-        </w:rPr>
-        <w:t xml:space="preserve"> </w:t>
-      </w:r>
-      <w:r>
-        <w:rPr>
-          <w:lang w:val="en-US"/>
-        </w:rPr>
-        <w:t>Linux;</w:t>
+        <w:t>CPU</w:t>
+      </w:r>
+      <w:r>
+        <w:rPr>
+          <w:color w:val="FF0000"/>
+        </w:rPr>
+        <w:t xml:space="preserve"> 1 ГГц и не менее 2 ядер;</w:t>
       </w:r>
     </w:p>
     <w:p>
@@ -1353,33 +1657,39 @@
           <w:tab w:val="left" w:pos="1134"/>
         </w:tabs>
         <w:spacing w:line="360" w:lineRule="auto"/>
-      </w:pPr>
-      <w:r>
-        <w:t>- 32-</w:t>
-      </w:r>
-      <w:r>
-        <w:rPr>
-          <w:lang w:val="en-US"/>
-        </w:rPr>
-        <w:t>x</w:t>
-      </w:r>
-      <w:r>
-        <w:t>/64-</w:t>
-      </w:r>
-      <w:r>
-        <w:rPr>
-          <w:lang w:val="en-US"/>
-        </w:rPr>
-        <w:t>x</w:t>
-      </w:r>
-      <w:r>
-        <w:t xml:space="preserve"> </w:t>
-      </w:r>
-      <w:r>
-        <w:t>разрядная архитектура</w:t>
-      </w:r>
-      <w:r>
-        <w:t>;</w:t>
+        <w:rPr>
+          <w:color w:val="FF0000"/>
+        </w:rPr>
+      </w:pPr>
+      <w:r>
+        <w:rPr>
+          <w:color w:val="FF0000"/>
+        </w:rPr>
+        <w:t xml:space="preserve">- </w:t>
+      </w:r>
+      <w:r>
+        <w:rPr>
+          <w:color w:val="FF0000"/>
+        </w:rPr>
+        <w:t>3</w:t>
+      </w:r>
+      <w:r>
+        <w:rPr>
+          <w:color w:val="FF0000"/>
+        </w:rPr>
+        <w:t xml:space="preserve"> ГБ ОЗ</w:t>
+      </w:r>
+      <w:r>
+        <w:rPr>
+          <w:color w:val="FF0000"/>
+        </w:rPr>
+        <w:t>У</w:t>
+      </w:r>
+      <w:r>
+        <w:rPr>
+          <w:color w:val="FF0000"/>
+        </w:rPr>
+        <w:t>,</w:t>
       </w:r>
     </w:p>
     <w:p>
@@ -1389,24 +1699,27 @@
           <w:tab w:val="left" w:pos="1134"/>
         </w:tabs>
         <w:spacing w:line="360" w:lineRule="auto"/>
-      </w:pPr>
-      <w:r>
+        <w:rPr>
+          <w:color w:val="FF0000"/>
+        </w:rPr>
+      </w:pPr>
+      <w:r>
+        <w:rPr>
+          <w:color w:val="FF0000"/>
+        </w:rPr>
         <w:t xml:space="preserve">- </w:t>
       </w:r>
       <w:r>
         <w:rPr>
-          <w:lang w:val="en-US"/>
-        </w:rPr>
-        <w:t>CPU</w:t>
-      </w:r>
-      <w:r>
-        <w:t xml:space="preserve"> 1 </w:t>
-      </w:r>
-      <w:r>
-        <w:t>ГГц и не менее 2 ядер</w:t>
-      </w:r>
-      <w:r>
-        <w:t>;</w:t>
+          <w:color w:val="FF0000"/>
+        </w:rPr>
+        <w:t>10 Гб доступного дискового пространства</w:t>
+      </w:r>
+      <w:r>
+        <w:rPr>
+          <w:color w:val="FF0000"/>
+        </w:rPr>
+        <w:t>.</w:t>
       </w:r>
     </w:p>
     <w:p>
@@ -1415,23 +1728,11 @@
           <w:tab w:val="left" w:pos="993"/>
           <w:tab w:val="left" w:pos="1134"/>
         </w:tabs>
-        <w:spacing w:line="360" w:lineRule="auto"/>
-      </w:pPr>
-      <w:r>
-        <w:t xml:space="preserve">- </w:t>
-      </w:r>
-      <w:r>
-        <w:t>3</w:t>
-      </w:r>
-      <w:r>
-        <w:t xml:space="preserve"> ГБ ОЗ</w:t>
-      </w:r>
-      <w:r>
-        <w:t>У</w:t>
-      </w:r>
-      <w:r>
-        <w:t>,</w:t>
-      </w:r>
+        <w:ind w:firstLine="0"/>
+        <w:rPr>
+          <w:color w:val="FF0000"/>
+        </w:rPr>
+      </w:pPr>
     </w:p>
     <w:p>
       <w:pPr>
@@ -1439,17 +1740,8 @@
           <w:tab w:val="left" w:pos="993"/>
           <w:tab w:val="left" w:pos="1134"/>
         </w:tabs>
-        <w:spacing w:line="360" w:lineRule="auto"/>
-      </w:pPr>
-      <w:r>
-        <w:t xml:space="preserve">- </w:t>
-      </w:r>
-      <w:r>
-        <w:t>10 Гб доступного дискового пространства</w:t>
-      </w:r>
-      <w:r>
-        <w:t>,</w:t>
-      </w:r>
+        <w:ind w:firstLine="0"/>
+      </w:pPr>
     </w:p>
     <w:p>
       <w:pPr>
@@ -1457,29 +1749,8 @@
           <w:tab w:val="left" w:pos="993"/>
           <w:tab w:val="left" w:pos="1134"/>
         </w:tabs>
-        <w:spacing w:line="360" w:lineRule="auto"/>
-        <w:rPr>
-          <w:lang w:val="en-US"/>
-        </w:rPr>
-      </w:pPr>
-      <w:r>
-        <w:rPr>
-          <w:lang w:val="en-US"/>
-        </w:rPr>
-        <w:t xml:space="preserve">- </w:t>
-      </w:r>
-      <w:r>
-        <w:t>О</w:t>
-      </w:r>
-      <w:r>
-        <w:t>С</w:t>
-      </w:r>
-      <w:r>
-        <w:rPr>
-          <w:lang w:val="en-US"/>
-        </w:rPr>
-        <w:t>: Ubuntu Server 22.04 LTS</w:t>
-      </w:r>
+        <w:ind w:firstLine="0"/>
+      </w:pPr>
     </w:p>
     <w:p>
       <w:pPr>
@@ -1487,10 +1758,7 @@
           <w:tab w:val="left" w:pos="993"/>
           <w:tab w:val="left" w:pos="1134"/>
         </w:tabs>
-        <w:spacing w:line="360" w:lineRule="auto"/>
-        <w:rPr>
-          <w:lang w:val="en-US"/>
-        </w:rPr>
+        <w:ind w:firstLine="0"/>
       </w:pPr>
     </w:p>
     <w:p>
@@ -1500,9 +1768,6 @@
           <w:tab w:val="left" w:pos="1134"/>
         </w:tabs>
         <w:ind w:firstLine="0"/>
-        <w:rPr>
-          <w:lang w:val="en-US"/>
-        </w:rPr>
       </w:pPr>
     </w:p>
     <w:p>
@@ -1512,57 +1777,6 @@
           <w:tab w:val="left" w:pos="1134"/>
         </w:tabs>
         <w:ind w:firstLine="0"/>
-        <w:rPr>
-          <w:lang w:val="en-US"/>
-        </w:rPr>
-      </w:pPr>
-    </w:p>
-    <w:p>
-      <w:pPr>
-        <w:tabs>
-          <w:tab w:val="left" w:pos="993"/>
-          <w:tab w:val="left" w:pos="1134"/>
-        </w:tabs>
-        <w:ind w:firstLine="0"/>
-        <w:rPr>
-          <w:lang w:val="en-US"/>
-        </w:rPr>
-      </w:pPr>
-    </w:p>
-    <w:p>
-      <w:pPr>
-        <w:tabs>
-          <w:tab w:val="left" w:pos="993"/>
-          <w:tab w:val="left" w:pos="1134"/>
-        </w:tabs>
-        <w:ind w:firstLine="0"/>
-        <w:rPr>
-          <w:lang w:val="en-US"/>
-        </w:rPr>
-      </w:pPr>
-    </w:p>
-    <w:p>
-      <w:pPr>
-        <w:tabs>
-          <w:tab w:val="left" w:pos="993"/>
-          <w:tab w:val="left" w:pos="1134"/>
-        </w:tabs>
-        <w:ind w:firstLine="0"/>
-        <w:rPr>
-          <w:lang w:val="en-US"/>
-        </w:rPr>
-      </w:pPr>
-    </w:p>
-    <w:p>
-      <w:pPr>
-        <w:tabs>
-          <w:tab w:val="left" w:pos="993"/>
-          <w:tab w:val="left" w:pos="1134"/>
-        </w:tabs>
-        <w:ind w:firstLine="0"/>
-        <w:rPr>
-          <w:lang w:val="en-US"/>
-        </w:rPr>
       </w:pPr>
     </w:p>
     <w:sectPr>

--- a/Курсовой проект_ТЗ.docx
+++ b/Курсовой проект_ТЗ.docx
@@ -259,7 +259,19 @@
         <w:rPr>
           <w:b w:val="0"/>
         </w:rPr>
-        <w:t xml:space="preserve">В ходе курсового проектирования требуется разработать оконное приложение для изучения лекций по разделам </w:t>
+        <w:t xml:space="preserve">В ходе курсового проектирования требуется разработать </w:t>
+      </w:r>
+      <w:r>
+        <w:rPr>
+          <w:b w:val="0"/>
+        </w:rPr>
+        <w:t xml:space="preserve">ПО </w:t>
+      </w:r>
+      <w:r>
+        <w:rPr>
+          <w:b w:val="0"/>
+        </w:rPr>
+        <w:t xml:space="preserve">для изучения лекций по разделам </w:t>
       </w:r>
       <w:r>
         <w:rPr>
@@ -420,7 +432,10 @@
         <w:ind w:left="1276" w:hanging="567"/>
       </w:pPr>
       <w:r>
-        <w:t xml:space="preserve">Прохождение тестов </w:t>
+        <w:t>п</w:t>
+      </w:r>
+      <w:r>
+        <w:t xml:space="preserve">рохождение тестов </w:t>
       </w:r>
       <w:r>
         <w:rPr>
@@ -443,7 +458,10 @@
         <w:ind w:left="1276" w:hanging="567"/>
       </w:pPr>
       <w:r>
-        <w:t>Формирование</w:t>
+        <w:t>ф</w:t>
+      </w:r>
+      <w:r>
+        <w:t>ормирование</w:t>
       </w:r>
       <w:r>
         <w:t xml:space="preserve"> отчетов о результатах тестирования</w:t>
@@ -472,7 +490,10 @@
         <w:ind w:left="1276" w:hanging="567"/>
       </w:pPr>
       <w:r>
-        <w:t>Фильтрация пользователей по баллам за тесты</w:t>
+        <w:t>ф</w:t>
+      </w:r>
+      <w:r>
+        <w:t>ильтрация пользователей по баллам за тесты</w:t>
       </w:r>
       <w:r>
         <w:t>;</w:t>
@@ -492,7 +513,13 @@
         <w:rPr>
           <w:highlight w:val="lightGray"/>
         </w:rPr>
-        <w:t>Сортировка тестов по названию</w:t>
+        <w:t>с</w:t>
+      </w:r>
+      <w:r>
+        <w:rPr>
+          <w:highlight w:val="lightGray"/>
+        </w:rPr>
+        <w:t>ортировка тестов по названию</w:t>
       </w:r>
       <w:r>
         <w:rPr>
@@ -521,7 +548,13 @@
         <w:rPr>
           <w:highlight w:val="yellow"/>
         </w:rPr>
-        <w:t>Авторизация и регистрация пользователей</w:t>
+        <w:t>а</w:t>
+      </w:r>
+      <w:r>
+        <w:rPr>
+          <w:highlight w:val="yellow"/>
+        </w:rPr>
+        <w:t>вторизация и регистрация пользователей</w:t>
       </w:r>
       <w:r>
         <w:rPr>
@@ -548,7 +581,13 @@
         <w:rPr>
           <w:highlight w:val="lightGray"/>
         </w:rPr>
-        <w:t>Разграничение прав доступа</w:t>
+        <w:t>р</w:t>
+      </w:r>
+      <w:r>
+        <w:rPr>
+          <w:highlight w:val="lightGray"/>
+        </w:rPr>
+        <w:t>азграничение прав доступа</w:t>
       </w:r>
       <w:r>
         <w:rPr>
@@ -688,13 +727,14 @@
         <w:rPr>
           <w:b w:val="0"/>
         </w:rPr>
-        <w:t>«С</w:t>
-      </w:r>
-      <w:r>
-        <w:rPr>
-          <w:b w:val="0"/>
-        </w:rPr>
-        <w:t>тудент</w:t>
+        <w:t>«</w:t>
+      </w:r>
+      <w:r>
+        <w:rPr>
+          <w:b w:val="0"/>
+          <w:highlight w:val="cyan"/>
+        </w:rPr>
+        <w:t>Обучающийся</w:t>
       </w:r>
       <w:r>
         <w:rPr>
@@ -746,35 +786,91 @@
         </w:rPr>
         <w:t xml:space="preserve"> </w:t>
       </w:r>
-      <w:r>
-        <w:rPr>
-          <w:b w:val="0"/>
+      <w:bookmarkStart w:id="0" w:name="_GoBack"/>
+      <w:r>
+        <w:rPr>
+          <w:b w:val="0"/>
+          <w:color w:val="FF0000"/>
         </w:rPr>
         <w:t>Администратор</w:t>
       </w:r>
       <w:r>
         <w:rPr>
           <w:b w:val="0"/>
+          <w:color w:val="FF0000"/>
         </w:rPr>
         <w:t xml:space="preserve"> (</w:t>
       </w:r>
       <w:r>
         <w:rPr>
           <w:b w:val="0"/>
+          <w:color w:val="FF0000"/>
         </w:rPr>
         <w:t>«Преподаватель»</w:t>
       </w:r>
       <w:r>
         <w:rPr>
           <w:b w:val="0"/>
+          <w:color w:val="FF0000"/>
         </w:rPr>
         <w:t>)</w:t>
       </w:r>
       <w:r>
         <w:rPr>
           <w:b w:val="0"/>
-        </w:rPr>
-        <w:t xml:space="preserve"> имеет</w:t>
+          <w:color w:val="FF0000"/>
+        </w:rPr>
+        <w:t xml:space="preserve"> имеет полный доступ ко всем функциям системы, включая </w:t>
+      </w:r>
+      <w:r>
+        <w:rPr>
+          <w:b w:val="0"/>
+          <w:color w:val="FF0000"/>
+        </w:rPr>
+        <w:t>редактирование материалов лекций</w:t>
+      </w:r>
+      <w:r>
+        <w:rPr>
+          <w:b w:val="0"/>
+          <w:color w:val="FF0000"/>
+        </w:rPr>
+        <w:t>, тестами</w:t>
+      </w:r>
+      <w:r>
+        <w:rPr>
+          <w:b w:val="0"/>
+          <w:color w:val="FF0000"/>
+        </w:rPr>
+        <w:t xml:space="preserve">, </w:t>
+      </w:r>
+      <w:r>
+        <w:rPr>
+          <w:b w:val="0"/>
+          <w:color w:val="FF0000"/>
+          <w:highlight w:val="yellow"/>
+        </w:rPr>
+        <w:t>пользователями</w:t>
+      </w:r>
+      <w:r>
+        <w:rPr>
+          <w:b w:val="0"/>
+          <w:color w:val="FF0000"/>
+        </w:rPr>
+        <w:t xml:space="preserve"> и </w:t>
+      </w:r>
+      <w:r>
+        <w:rPr>
+          <w:b w:val="0"/>
+          <w:color w:val="FF0000"/>
+        </w:rPr>
+        <w:t>формирование отчетов</w:t>
+      </w:r>
+      <w:bookmarkEnd w:id="0"/>
+      <w:r>
+        <w:rPr>
+          <w:b w:val="0"/>
+        </w:rPr>
+        <w:t>.</w:t>
       </w:r>
       <w:r>
         <w:rPr>
@@ -786,50 +882,25 @@
         <w:rPr>
           <w:b w:val="0"/>
         </w:rPr>
-        <w:t>п</w:t>
-      </w:r>
-      <w:r>
-        <w:rPr>
-          <w:b w:val="0"/>
-        </w:rPr>
-        <w:t xml:space="preserve">олный доступ ко всем функциям системы, включая </w:t>
-      </w:r>
-      <w:r>
-        <w:rPr>
-          <w:b w:val="0"/>
-        </w:rPr>
-        <w:t>редактирование материалов лекций</w:t>
-      </w:r>
-      <w:r>
-        <w:rPr>
-          <w:b w:val="0"/>
-        </w:rPr>
-        <w:t>, тестами</w:t>
-      </w:r>
-      <w:r>
-        <w:rPr>
-          <w:b w:val="0"/>
-        </w:rPr>
-        <w:t xml:space="preserve">, </w:t>
-      </w:r>
-      <w:r>
-        <w:rPr>
-          <w:b w:val="0"/>
-          <w:highlight w:val="yellow"/>
-        </w:rPr>
-        <w:t>пользователями</w:t>
-      </w:r>
-      <w:r>
-        <w:rPr>
-          <w:b w:val="0"/>
-        </w:rPr>
-        <w:t xml:space="preserve"> и </w:t>
-      </w:r>
-      <w:r>
-        <w:rPr>
-          <w:b w:val="0"/>
-        </w:rPr>
-        <w:t>формирование отчетов</w:t>
+        <w:t xml:space="preserve">Диаграмма вариантов использования </w:t>
+      </w:r>
+      <w:r>
+        <w:rPr>
+          <w:b w:val="0"/>
+        </w:rPr>
+        <w:t>ПО</w:t>
+      </w:r>
+      <w:r>
+        <w:rPr>
+          <w:b w:val="0"/>
+        </w:rPr>
+        <w:t xml:space="preserve"> представлена</w:t>
+      </w:r>
+      <w:r>
+        <w:rPr>
+          <w:b w:val="0"/>
+        </w:rPr>
+        <w:t xml:space="preserve"> рисунком 1</w:t>
       </w:r>
       <w:r>
         <w:rPr>
@@ -853,37 +924,26 @@
         <w:ind w:firstLine="709"/>
         <w:rPr>
           <w:b w:val="0"/>
-        </w:rPr>
-      </w:pPr>
-      <w:r>
-        <w:rPr>
-          <w:b w:val="0"/>
-        </w:rPr>
-        <w:t xml:space="preserve">Диаграмма вариантов использования </w:t>
-      </w:r>
-      <w:r>
-        <w:rPr>
-          <w:b w:val="0"/>
-        </w:rPr>
-        <w:t>ПО</w:t>
-      </w:r>
-      <w:r>
-        <w:rPr>
-          <w:b w:val="0"/>
-        </w:rPr>
-        <w:t xml:space="preserve"> представлена</w:t>
-      </w:r>
-      <w:r>
-        <w:rPr>
-          <w:b w:val="0"/>
-        </w:rPr>
-        <w:t xml:space="preserve"> рисунком 1</w:t>
-      </w:r>
-      <w:r>
-        <w:rPr>
-          <w:b w:val="0"/>
-        </w:rPr>
-        <w:t>.</w:t>
+          <w:sz w:val="24"/>
+          <w:szCs w:val="24"/>
+        </w:rPr>
+      </w:pPr>
+      <w:r>
+        <w:rPr>
+          <w:b w:val="0"/>
+          <w:sz w:val="24"/>
+          <w:szCs w:val="24"/>
+          <w:highlight w:val="cyan"/>
+        </w:rPr>
+        <w:t>ПЕРЕДЕЛАТЬ ДИАГРАММУ</w:t>
+      </w:r>
+      <w:r>
+        <w:rPr>
+          <w:b w:val="0"/>
+          <w:sz w:val="24"/>
+          <w:szCs w:val="24"/>
+        </w:rPr>
+        <w:t xml:space="preserve"> (просмотр информации о пользователях)</w:t>
       </w:r>
     </w:p>
     <w:p>
@@ -903,45 +963,6 @@
           <w:b w:val="0"/>
         </w:rPr>
       </w:pPr>
-      <w:r>
-        <w:rPr>
-          <w:b w:val="0"/>
-          <w:highlight w:val="cyan"/>
-        </w:rPr>
-        <w:t>ПЕРЕДЕЛАТЬ ДИАГРАММУ</w:t>
-      </w:r>
-      <w:r>
-        <w:rPr>
-          <w:b w:val="0"/>
-        </w:rPr>
-        <w:t xml:space="preserve"> (просмотр информации о пользователях</w:t>
-      </w:r>
-      <w:bookmarkStart w:id="0" w:name="_GoBack"/>
-      <w:bookmarkEnd w:id="0"/>
-      <w:r>
-        <w:rPr>
-          <w:b w:val="0"/>
-        </w:rPr>
-        <w:t>)</w:t>
-      </w:r>
-    </w:p>
-    <w:p>
-      <w:pPr>
-        <w:pStyle w:val="a"/>
-        <w:numPr>
-          <w:ilvl w:val="0"/>
-          <w:numId w:val="0"/>
-        </w:numPr>
-        <w:tabs>
-          <w:tab w:val="left" w:pos="993"/>
-          <w:tab w:val="left" w:pos="1134"/>
-        </w:tabs>
-        <w:spacing w:line="360" w:lineRule="auto"/>
-        <w:ind w:firstLine="709"/>
-        <w:rPr>
-          <w:b w:val="0"/>
-        </w:rPr>
-      </w:pPr>
     </w:p>
     <w:p>
       <w:pPr>
@@ -957,9 +978,9 @@
           <w:lang w:eastAsia="ru-RU"/>
         </w:rPr>
         <w:drawing>
-          <wp:inline distT="0" distB="0" distL="0" distR="0" wp14:anchorId="77E15490" wp14:editId="56AC3B3F">
-            <wp:extent cx="6120130" cy="6616173"/>
-            <wp:effectExtent l="0" t="0" r="0" b="0"/>
+          <wp:inline distT="0" distB="0" distL="0" distR="0" wp14:anchorId="77E15490" wp14:editId="69C86EF3">
+            <wp:extent cx="6023876" cy="6512118"/>
+            <wp:effectExtent l="0" t="0" r="0" b="3175"/>
             <wp:docPr id="1" name="Рисунок 1"/>
             <wp:cNvGraphicFramePr>
               <a:graphicFrameLocks xmlns:a="http://schemas.openxmlformats.org/drawingml/2006/main" noChangeAspect="1"/>
@@ -979,7 +1000,7 @@
                   <pic:spPr bwMode="auto">
                     <a:xfrm>
                       <a:off x="0" y="0"/>
-                      <a:ext cx="6120130" cy="6616173"/>
+                      <a:ext cx="6026304" cy="6514743"/>
                     </a:xfrm>
                     <a:prstGeom prst="rect">
                       <a:avLst/>
@@ -1030,7 +1051,6 @@
         <w:rPr>
           <w:b w:val="0"/>
         </w:rPr>
-        <w:lastRenderedPageBreak/>
         <w:t xml:space="preserve">Рисунок 1 — </w:t>
       </w:r>
       <w:r>
@@ -1061,6 +1081,7 @@
         <w:rPr>
           <w:b w:val="0"/>
         </w:rPr>
+        <w:lastRenderedPageBreak/>
         <w:t xml:space="preserve"> </w:t>
       </w:r>
       <w:r>
@@ -1233,9 +1254,6 @@
           <w:tab w:val="left" w:pos="1134"/>
         </w:tabs>
         <w:spacing w:line="360" w:lineRule="auto"/>
-        <w:rPr>
-          <w:lang w:val="en-US"/>
-        </w:rPr>
       </w:pPr>
       <w:r>
         <w:t xml:space="preserve">В качестве среды разработки </w:t>

--- a/Курсовой проект_ТЗ.docx
+++ b/Курсовой проект_ТЗ.docx
@@ -151,7 +151,7 @@
         <w:rPr>
           <w:highlight w:val="yellow"/>
         </w:rPr>
-        <w:t xml:space="preserve"> образовательных организациях, а именно в колледжах, школах и в филологических вузах</w:t>
+        <w:t xml:space="preserve"> образовательных организациях, а именно в колледжах и в филологических вузах</w:t>
       </w:r>
       <w:r>
         <w:rPr>
@@ -438,9 +438,6 @@
         <w:t xml:space="preserve">рохождение тестов </w:t>
       </w:r>
       <w:r>
-        <w:rPr>
-          <w:highlight w:val="yellow"/>
-        </w:rPr>
         <w:t>по темам лекций</w:t>
       </w:r>
       <w:r>
@@ -540,29 +537,21 @@
         </w:numPr>
         <w:spacing w:line="360" w:lineRule="auto"/>
         <w:ind w:left="1276" w:hanging="567"/>
-        <w:rPr>
-          <w:highlight w:val="yellow"/>
-        </w:rPr>
-      </w:pPr>
-      <w:r>
-        <w:rPr>
-          <w:highlight w:val="yellow"/>
-        </w:rPr>
+      </w:pPr>
+      <w:r>
         <w:t>а</w:t>
       </w:r>
       <w:r>
-        <w:rPr>
-          <w:highlight w:val="yellow"/>
-        </w:rPr>
         <w:t>вторизация и регистрация пользователей</w:t>
       </w:r>
       <w:r>
         <w:rPr>
-          <w:highlight w:val="yellow"/>
           <w:lang w:val="en-US"/>
         </w:rPr>
         <w:t>;</w:t>
       </w:r>
+      <w:bookmarkStart w:id="0" w:name="_GoBack"/>
+      <w:bookmarkEnd w:id="0"/>
     </w:p>
     <w:p>
       <w:pPr>
@@ -678,13 +667,7 @@
         <w:rPr>
           <w:b w:val="0"/>
         </w:rPr>
-        <w:t xml:space="preserve"> Неавторизованный пользователь</w:t>
-      </w:r>
-      <w:r>
-        <w:rPr>
-          <w:b w:val="0"/>
-        </w:rPr>
-        <w:t xml:space="preserve"> (</w:t>
+        <w:t xml:space="preserve"> </w:t>
       </w:r>
       <w:r>
         <w:rPr>
@@ -709,19 +692,13 @@
         <w:rPr>
           <w:b w:val="0"/>
         </w:rPr>
-        <w:t>)</w:t>
-      </w:r>
-      <w:r>
-        <w:rPr>
-          <w:b w:val="0"/>
-        </w:rPr>
-        <w:t xml:space="preserve"> может только просматривать лекции и иметь возможность авторизоваться или зарегистрироваться. Авторизованный пользователь</w:t>
-      </w:r>
-      <w:r>
-        <w:rPr>
-          <w:b w:val="0"/>
-        </w:rPr>
-        <w:t xml:space="preserve"> (</w:t>
+        <w:t xml:space="preserve"> может только просматривать лекции и иметь возможность авторизоваться или зарегистрироват</w:t>
+      </w:r>
+      <w:r>
+        <w:rPr>
+          <w:b w:val="0"/>
+        </w:rPr>
+        <w:t xml:space="preserve">ься. </w:t>
       </w:r>
       <w:r>
         <w:rPr>
@@ -732,9 +709,9 @@
       <w:r>
         <w:rPr>
           <w:b w:val="0"/>
-          <w:highlight w:val="cyan"/>
-        </w:rPr>
-        <w:t>Обучающийся</w:t>
+          <w:highlight w:val="lightGray"/>
+        </w:rPr>
+        <w:t>Студент</w:t>
       </w:r>
       <w:r>
         <w:rPr>
@@ -746,131 +723,46 @@
         <w:rPr>
           <w:b w:val="0"/>
         </w:rPr>
-        <w:t>)</w:t>
-      </w:r>
-      <w:r>
-        <w:rPr>
-          <w:b w:val="0"/>
-        </w:rPr>
         <w:t xml:space="preserve"> может </w:t>
       </w:r>
       <w:r>
         <w:rPr>
           <w:b w:val="0"/>
         </w:rPr>
+        <w:t>проходить</w:t>
+      </w:r>
+      <w:r>
+        <w:rPr>
+          <w:b w:val="0"/>
+        </w:rPr>
+        <w:t xml:space="preserve"> тесты </w:t>
+      </w:r>
+      <w:r>
+        <w:rPr>
+          <w:b w:val="0"/>
+          <w:highlight w:val="yellow"/>
+        </w:rPr>
+        <w:t>и просматривать в личном кабинете свои успехи за тесты</w:t>
+      </w:r>
+      <w:r>
+        <w:rPr>
+          <w:b w:val="0"/>
+        </w:rPr>
+        <w:t>.</w:t>
+      </w:r>
+      <w:r>
+        <w:rPr>
+          <w:b w:val="0"/>
+        </w:rPr>
+        <w:t xml:space="preserve"> </w:t>
+      </w:r>
+      <w:r>
+        <w:rPr>
+          <w:b w:val="0"/>
+          <w:highlight w:val="lightGray"/>
+        </w:rPr>
         <w:lastRenderedPageBreak/>
-        <w:t>проходить</w:t>
-      </w:r>
-      <w:r>
-        <w:rPr>
-          <w:b w:val="0"/>
-        </w:rPr>
-        <w:t xml:space="preserve"> тесты </w:t>
-      </w:r>
-      <w:r>
-        <w:rPr>
-          <w:b w:val="0"/>
-          <w:highlight w:val="yellow"/>
-        </w:rPr>
-        <w:t>и просматривать в личном кабинете свои успехи за тесты</w:t>
-      </w:r>
-      <w:r>
-        <w:rPr>
-          <w:b w:val="0"/>
-        </w:rPr>
-        <w:t>.</w:t>
-      </w:r>
-      <w:r>
-        <w:rPr>
-          <w:b w:val="0"/>
-        </w:rPr>
-        <w:t xml:space="preserve"> </w:t>
-      </w:r>
-      <w:bookmarkStart w:id="0" w:name="_GoBack"/>
-      <w:r>
-        <w:rPr>
-          <w:b w:val="0"/>
-          <w:color w:val="FF0000"/>
-        </w:rPr>
-        <w:t>Администратор</w:t>
-      </w:r>
-      <w:r>
-        <w:rPr>
-          <w:b w:val="0"/>
-          <w:color w:val="FF0000"/>
-        </w:rPr>
-        <w:t xml:space="preserve"> (</w:t>
-      </w:r>
-      <w:r>
-        <w:rPr>
-          <w:b w:val="0"/>
-          <w:color w:val="FF0000"/>
-        </w:rPr>
-        <w:t>«Преподаватель»</w:t>
-      </w:r>
-      <w:r>
-        <w:rPr>
-          <w:b w:val="0"/>
-          <w:color w:val="FF0000"/>
-        </w:rPr>
-        <w:t>)</w:t>
-      </w:r>
-      <w:r>
-        <w:rPr>
-          <w:b w:val="0"/>
-          <w:color w:val="FF0000"/>
-        </w:rPr>
-        <w:t xml:space="preserve"> имеет полный доступ ко всем функциям системы, включая </w:t>
-      </w:r>
-      <w:r>
-        <w:rPr>
-          <w:b w:val="0"/>
-          <w:color w:val="FF0000"/>
-        </w:rPr>
-        <w:t>редактирование материалов лекций</w:t>
-      </w:r>
-      <w:r>
-        <w:rPr>
-          <w:b w:val="0"/>
-          <w:color w:val="FF0000"/>
-        </w:rPr>
-        <w:t>, тестами</w:t>
-      </w:r>
-      <w:r>
-        <w:rPr>
-          <w:b w:val="0"/>
-          <w:color w:val="FF0000"/>
-        </w:rPr>
-        <w:t xml:space="preserve">, </w:t>
-      </w:r>
-      <w:r>
-        <w:rPr>
-          <w:b w:val="0"/>
-          <w:color w:val="FF0000"/>
-          <w:highlight w:val="yellow"/>
-        </w:rPr>
-        <w:t>пользователями</w:t>
-      </w:r>
-      <w:r>
-        <w:rPr>
-          <w:b w:val="0"/>
-          <w:color w:val="FF0000"/>
-        </w:rPr>
-        <w:t xml:space="preserve"> и </w:t>
-      </w:r>
-      <w:r>
-        <w:rPr>
-          <w:b w:val="0"/>
-          <w:color w:val="FF0000"/>
-        </w:rPr>
-        <w:t>формирование отчетов</w:t>
-      </w:r>
-      <w:bookmarkEnd w:id="0"/>
-      <w:r>
-        <w:rPr>
-          <w:b w:val="0"/>
-        </w:rPr>
-        <w:t>.</w:t>
+        <w:t>«Преподаватель» имеет полный доступ ко всем функциям системы, включая редактирование материалов лекций, управление тестами, просмотр пользователей, а также формирование отчетов.</w:t>
       </w:r>
       <w:r>
         <w:rPr>
@@ -924,43 +816,6 @@
         <w:ind w:firstLine="709"/>
         <w:rPr>
           <w:b w:val="0"/>
-          <w:sz w:val="24"/>
-          <w:szCs w:val="24"/>
-        </w:rPr>
-      </w:pPr>
-      <w:r>
-        <w:rPr>
-          <w:b w:val="0"/>
-          <w:sz w:val="24"/>
-          <w:szCs w:val="24"/>
-          <w:highlight w:val="cyan"/>
-        </w:rPr>
-        <w:t>ПЕРЕДЕЛАТЬ ДИАГРАММУ</w:t>
-      </w:r>
-      <w:r>
-        <w:rPr>
-          <w:b w:val="0"/>
-          <w:sz w:val="24"/>
-          <w:szCs w:val="24"/>
-        </w:rPr>
-        <w:t xml:space="preserve"> (просмотр информации о пользователях)</w:t>
-      </w:r>
-    </w:p>
-    <w:p>
-      <w:pPr>
-        <w:pStyle w:val="a"/>
-        <w:numPr>
-          <w:ilvl w:val="0"/>
-          <w:numId w:val="0"/>
-        </w:numPr>
-        <w:tabs>
-          <w:tab w:val="left" w:pos="993"/>
-          <w:tab w:val="left" w:pos="1134"/>
-        </w:tabs>
-        <w:spacing w:line="360" w:lineRule="auto"/>
-        <w:ind w:firstLine="709"/>
-        <w:rPr>
-          <w:b w:val="0"/>
         </w:rPr>
       </w:pPr>
     </w:p>
@@ -974,13 +829,11 @@
       <w:r>
         <w:rPr>
           <w:b/>
-          <w:noProof/>
-          <w:lang w:eastAsia="ru-RU"/>
         </w:rPr>
         <w:drawing>
-          <wp:inline distT="0" distB="0" distL="0" distR="0" wp14:anchorId="77E15490" wp14:editId="69C86EF3">
-            <wp:extent cx="6023876" cy="6512118"/>
-            <wp:effectExtent l="0" t="0" r="0" b="3175"/>
+          <wp:inline distT="0" distB="0" distL="0" distR="0" wp14:anchorId="13D363E6" wp14:editId="4D2342F1">
+            <wp:extent cx="5774238" cy="6883603"/>
+            <wp:effectExtent l="0" t="0" r="0" b="0"/>
             <wp:docPr id="1" name="Рисунок 1"/>
             <wp:cNvGraphicFramePr>
               <a:graphicFrameLocks xmlns:a="http://schemas.openxmlformats.org/drawingml/2006/main" noChangeAspect="1"/>
@@ -994,13 +847,13 @@
                   </pic:nvPicPr>
                   <pic:blipFill rotWithShape="1">
                     <a:blip r:embed="rId5"/>
-                    <a:srcRect t="4130"/>
+                    <a:srcRect l="3180" t="4473"/>
                     <a:stretch/>
                   </pic:blipFill>
                   <pic:spPr bwMode="auto">
                     <a:xfrm>
                       <a:off x="0" y="0"/>
-                      <a:ext cx="6026304" cy="6514743"/>
+                      <a:ext cx="5784796" cy="6896190"/>
                     </a:xfrm>
                     <a:prstGeom prst="rect">
                       <a:avLst/>
@@ -1301,39 +1154,260 @@
         </w:tabs>
         <w:spacing w:line="360" w:lineRule="auto"/>
         <w:rPr>
-          <w:color w:val="FF0000"/>
-        </w:rPr>
-      </w:pPr>
-      <w:r>
-        <w:rPr>
-          <w:color w:val="FF0000"/>
+          <w:highlight w:val="lightGray"/>
+        </w:rPr>
+      </w:pPr>
+      <w:r>
+        <w:rPr>
+          <w:highlight w:val="lightGray"/>
         </w:rPr>
         <w:t xml:space="preserve">Для функционирования </w:t>
       </w:r>
       <w:r>
         <w:rPr>
-          <w:color w:val="FF0000"/>
+          <w:highlight w:val="lightGray"/>
+        </w:rPr>
+        <w:t xml:space="preserve">системы </w:t>
+      </w:r>
+      <w:r>
+        <w:rPr>
+          <w:highlight w:val="lightGray"/>
         </w:rPr>
         <w:t>на стороне клиента</w:t>
       </w:r>
       <w:r>
         <w:rPr>
-          <w:color w:val="FF0000"/>
+          <w:highlight w:val="lightGray"/>
         </w:rPr>
         <w:t xml:space="preserve"> достаточны следующие программные и технические средства</w:t>
       </w:r>
       <w:r>
         <w:rPr>
-          <w:color w:val="FF0000"/>
+          <w:highlight w:val="lightGray"/>
+        </w:rPr>
+        <w:t>:</w:t>
+      </w:r>
+    </w:p>
+    <w:p>
+      <w:pPr>
+        <w:tabs>
+          <w:tab w:val="left" w:pos="993"/>
+          <w:tab w:val="left" w:pos="1134"/>
+        </w:tabs>
+        <w:spacing w:line="360" w:lineRule="auto"/>
+        <w:rPr>
+          <w:highlight w:val="lightGray"/>
+        </w:rPr>
+      </w:pPr>
+      <w:r>
+        <w:rPr>
+          <w:highlight w:val="lightGray"/>
+        </w:rPr>
+        <w:t xml:space="preserve">- ОС </w:t>
+      </w:r>
+      <w:r>
+        <w:rPr>
+          <w:highlight w:val="lightGray"/>
+          <w:lang w:val="en-US"/>
+        </w:rPr>
+        <w:t>Windows</w:t>
+      </w:r>
+      <w:r>
+        <w:rPr>
+          <w:highlight w:val="lightGray"/>
+        </w:rPr>
+        <w:t xml:space="preserve"> 10 и выше</w:t>
+      </w:r>
+      <w:r>
+        <w:rPr>
+          <w:highlight w:val="lightGray"/>
+        </w:rPr>
+        <w:t>;</w:t>
+      </w:r>
+    </w:p>
+    <w:p>
+      <w:pPr>
+        <w:tabs>
+          <w:tab w:val="left" w:pos="993"/>
+          <w:tab w:val="left" w:pos="1134"/>
+        </w:tabs>
+        <w:spacing w:line="360" w:lineRule="auto"/>
+        <w:rPr>
+          <w:highlight w:val="lightGray"/>
+        </w:rPr>
+      </w:pPr>
+      <w:r>
+        <w:rPr>
+          <w:highlight w:val="lightGray"/>
+        </w:rPr>
+        <w:t>- .</w:t>
+      </w:r>
+      <w:r>
+        <w:rPr>
+          <w:highlight w:val="lightGray"/>
+          <w:lang w:val="en-US"/>
+        </w:rPr>
+        <w:t>NET</w:t>
+      </w:r>
+      <w:r>
+        <w:rPr>
+          <w:highlight w:val="lightGray"/>
+        </w:rPr>
+        <w:t xml:space="preserve"> 8.0;</w:t>
+      </w:r>
+    </w:p>
+    <w:p>
+      <w:pPr>
+        <w:tabs>
+          <w:tab w:val="left" w:pos="993"/>
+          <w:tab w:val="left" w:pos="1134"/>
+        </w:tabs>
+        <w:spacing w:line="360" w:lineRule="auto"/>
+        <w:rPr>
+          <w:highlight w:val="lightGray"/>
+        </w:rPr>
+      </w:pPr>
+      <w:r>
+        <w:rPr>
+          <w:highlight w:val="lightGray"/>
+        </w:rPr>
+        <w:t xml:space="preserve">- </w:t>
+      </w:r>
+      <w:r>
+        <w:rPr>
+          <w:highlight w:val="lightGray"/>
+        </w:rPr>
+        <w:t>процессор с частотой</w:t>
+      </w:r>
+      <w:r>
+        <w:rPr>
+          <w:highlight w:val="lightGray"/>
+        </w:rPr>
+        <w:t xml:space="preserve"> 1</w:t>
+      </w:r>
+      <w:r>
+        <w:rPr>
+          <w:highlight w:val="lightGray"/>
         </w:rPr>
         <w:t xml:space="preserve"> </w:t>
       </w:r>
       <w:r>
         <w:rPr>
+          <w:highlight w:val="lightGray"/>
+        </w:rPr>
+        <w:t>ГГц</w:t>
+      </w:r>
+      <w:r>
+        <w:rPr>
+          <w:highlight w:val="lightGray"/>
+        </w:rPr>
+        <w:t>;</w:t>
+      </w:r>
+    </w:p>
+    <w:p>
+      <w:pPr>
+        <w:tabs>
+          <w:tab w:val="left" w:pos="993"/>
+          <w:tab w:val="left" w:pos="1134"/>
+        </w:tabs>
+        <w:spacing w:line="360" w:lineRule="auto"/>
+        <w:rPr>
+          <w:highlight w:val="lightGray"/>
+        </w:rPr>
+      </w:pPr>
+      <w:r>
+        <w:rPr>
+          <w:highlight w:val="lightGray"/>
+        </w:rPr>
+        <w:t xml:space="preserve">- </w:t>
+      </w:r>
+      <w:r>
+        <w:rPr>
+          <w:highlight w:val="lightGray"/>
+        </w:rPr>
+        <w:t>свободная оперативная память 4 Гб</w:t>
+      </w:r>
+      <w:r>
+        <w:rPr>
+          <w:highlight w:val="lightGray"/>
+        </w:rPr>
+        <w:t>;</w:t>
+      </w:r>
+    </w:p>
+    <w:p>
+      <w:pPr>
+        <w:tabs>
+          <w:tab w:val="left" w:pos="993"/>
+          <w:tab w:val="left" w:pos="1134"/>
+        </w:tabs>
+        <w:spacing w:line="360" w:lineRule="auto"/>
+      </w:pPr>
+      <w:r>
+        <w:rPr>
+          <w:highlight w:val="lightGray"/>
+        </w:rPr>
+        <w:t xml:space="preserve">- </w:t>
+      </w:r>
+      <w:r>
+        <w:rPr>
+          <w:highlight w:val="lightGray"/>
+        </w:rPr>
+        <w:t>свободное место на диске не менее 500 Мб</w:t>
+      </w:r>
+      <w:r>
+        <w:rPr>
+          <w:highlight w:val="lightGray"/>
+        </w:rPr>
+        <w:t>.</w:t>
+      </w:r>
+    </w:p>
+    <w:p>
+      <w:pPr>
+        <w:tabs>
+          <w:tab w:val="left" w:pos="993"/>
+          <w:tab w:val="left" w:pos="1134"/>
+        </w:tabs>
+        <w:spacing w:line="360" w:lineRule="auto"/>
+        <w:rPr>
+          <w:color w:val="FF0000"/>
+        </w:rPr>
+      </w:pPr>
+      <w:r>
+        <w:rPr>
+          <w:color w:val="FF0000"/>
+        </w:rPr>
+        <w:t xml:space="preserve">Для функционирования </w:t>
+      </w:r>
+      <w:r>
+        <w:rPr>
+          <w:color w:val="FF0000"/>
+        </w:rPr>
+        <w:t xml:space="preserve">системы </w:t>
+      </w:r>
+      <w:r>
+        <w:rPr>
+          <w:color w:val="FF0000"/>
+        </w:rPr>
+        <w:t xml:space="preserve">на стороне сервера достаточны </w:t>
+      </w:r>
+      <w:r>
+        <w:rPr>
+          <w:color w:val="FF0000"/>
+        </w:rPr>
+        <w:t>следующие программные технические средства</w:t>
+      </w:r>
+      <w:r>
+        <w:rPr>
+          <w:color w:val="FF0000"/>
+        </w:rPr>
+        <w:t xml:space="preserve"> </w:t>
+      </w:r>
+      <w:r>
+        <w:rPr>
           <w:color w:val="FF0000"/>
           <w:highlight w:val="yellow"/>
         </w:rPr>
-        <w:t>(Надо ли писать для .</w:t>
+        <w:t xml:space="preserve">(Надо ли писать для СУБД </w:t>
       </w:r>
       <w:r>
         <w:rPr>
@@ -1341,14 +1415,14 @@
           <w:highlight w:val="yellow"/>
           <w:lang w:val="en-US"/>
         </w:rPr>
-        <w:t>NET</w:t>
+        <w:t>MySQL</w:t>
       </w:r>
       <w:r>
         <w:rPr>
           <w:color w:val="FF0000"/>
           <w:highlight w:val="yellow"/>
         </w:rPr>
-        <w:t xml:space="preserve"> 8)</w:t>
+        <w:t xml:space="preserve"> 8.0)</w:t>
       </w:r>
       <w:r>
         <w:rPr>
@@ -1385,13 +1459,20 @@
         <w:rPr>
           <w:color w:val="FF0000"/>
         </w:rPr>
-        <w:t xml:space="preserve"> 10</w:t>
-      </w:r>
-      <w:r>
-        <w:rPr>
-          <w:color w:val="FF0000"/>
-        </w:rPr>
-        <w:t>+;</w:t>
+        <w:t xml:space="preserve"> или </w:t>
+      </w:r>
+      <w:r>
+        <w:rPr>
+          <w:color w:val="FF0000"/>
+          <w:lang w:val="en-US"/>
+        </w:rPr>
+        <w:t>Linux</w:t>
+      </w:r>
+      <w:r>
+        <w:rPr>
+          <w:color w:val="FF0000"/>
+        </w:rPr>
+        <w:t>;</w:t>
       </w:r>
     </w:p>
     <w:p>
@@ -1409,6 +1490,37 @@
         <w:rPr>
           <w:color w:val="FF0000"/>
         </w:rPr>
+        <w:t>- 64-</w:t>
+      </w:r>
+      <w:r>
+        <w:rPr>
+          <w:color w:val="FF0000"/>
+          <w:lang w:val="en-US"/>
+        </w:rPr>
+        <w:t>x</w:t>
+      </w:r>
+      <w:r>
+        <w:rPr>
+          <w:color w:val="FF0000"/>
+        </w:rPr>
+        <w:t xml:space="preserve"> разрядная архитектура;</w:t>
+      </w:r>
+    </w:p>
+    <w:p>
+      <w:pPr>
+        <w:tabs>
+          <w:tab w:val="left" w:pos="993"/>
+          <w:tab w:val="left" w:pos="1134"/>
+        </w:tabs>
+        <w:spacing w:line="360" w:lineRule="auto"/>
+        <w:rPr>
+          <w:color w:val="FF0000"/>
+        </w:rPr>
+      </w:pPr>
+      <w:r>
+        <w:rPr>
+          <w:color w:val="FF0000"/>
+        </w:rPr>
         <w:t xml:space="preserve">- </w:t>
       </w:r>
       <w:r>
@@ -1422,25 +1534,7 @@
         <w:rPr>
           <w:color w:val="FF0000"/>
         </w:rPr>
-        <w:t xml:space="preserve"> 1</w:t>
-      </w:r>
-      <w:r>
-        <w:rPr>
-          <w:color w:val="FF0000"/>
-        </w:rPr>
-        <w:t xml:space="preserve"> </w:t>
-      </w:r>
-      <w:r>
-        <w:rPr>
-          <w:color w:val="FF0000"/>
-        </w:rPr>
-        <w:t>ГГц</w:t>
-      </w:r>
-      <w:r>
-        <w:rPr>
-          <w:color w:val="FF0000"/>
-        </w:rPr>
-        <w:t>;</w:t>
+        <w:t xml:space="preserve"> 1 ГГц и не менее 2 ядер;</w:t>
       </w:r>
     </w:p>
     <w:p>
@@ -1458,13 +1552,43 @@
         <w:rPr>
           <w:color w:val="FF0000"/>
         </w:rPr>
-        <w:t>- ОЗУ 4 ГБ</w:t>
-      </w:r>
-      <w:r>
-        <w:rPr>
-          <w:color w:val="FF0000"/>
-        </w:rPr>
-        <w:t>;</w:t>
+        <w:t xml:space="preserve">- </w:t>
+      </w:r>
+      <w:r>
+        <w:rPr>
+          <w:color w:val="FF0000"/>
+        </w:rPr>
+        <w:t>3</w:t>
+      </w:r>
+      <w:r>
+        <w:rPr>
+          <w:color w:val="FF0000"/>
+        </w:rPr>
+        <w:t xml:space="preserve"> Г</w:t>
+      </w:r>
+      <w:r>
+        <w:rPr>
+          <w:color w:val="FF0000"/>
+        </w:rPr>
+        <w:t>б доступного</w:t>
+      </w:r>
+      <w:r>
+        <w:rPr>
+          <w:color w:val="FF0000"/>
+        </w:rPr>
+        <w:t xml:space="preserve"> ОЗ</w:t>
+      </w:r>
+      <w:r>
+        <w:rPr>
+          <w:color w:val="FF0000"/>
+        </w:rPr>
+        <w:t>У</w:t>
+      </w:r>
+      <w:r>
+        <w:rPr>
+          <w:color w:val="FF0000"/>
+        </w:rPr>
+        <w:t>,</w:t>
       </w:r>
     </w:p>
     <w:p>
@@ -1482,249 +1606,7 @@
         <w:rPr>
           <w:color w:val="FF0000"/>
         </w:rPr>
-        <w:t>- минимальное дисковое пространство 4,5 Гб.</w:t>
-      </w:r>
-    </w:p>
-    <w:p>
-      <w:pPr>
-        <w:tabs>
-          <w:tab w:val="left" w:pos="993"/>
-          <w:tab w:val="left" w:pos="1134"/>
-        </w:tabs>
-        <w:spacing w:line="360" w:lineRule="auto"/>
-        <w:rPr>
-          <w:color w:val="FF0000"/>
-        </w:rPr>
-      </w:pPr>
-      <w:r>
-        <w:rPr>
-          <w:color w:val="FF0000"/>
-        </w:rPr>
-        <w:t xml:space="preserve">Для функционирования </w:t>
-      </w:r>
-      <w:r>
-        <w:rPr>
-          <w:color w:val="FF0000"/>
-        </w:rPr>
-        <w:t xml:space="preserve">на стороне сервера достаточны </w:t>
-      </w:r>
-      <w:r>
-        <w:rPr>
-          <w:color w:val="FF0000"/>
-        </w:rPr>
-        <w:t>следующие программные технические средства</w:t>
-      </w:r>
-      <w:r>
-        <w:rPr>
-          <w:color w:val="FF0000"/>
-        </w:rPr>
-        <w:t xml:space="preserve"> </w:t>
-      </w:r>
-      <w:r>
-        <w:rPr>
-          <w:color w:val="FF0000"/>
-          <w:highlight w:val="yellow"/>
-        </w:rPr>
-        <w:t xml:space="preserve">(Надо ли писать для СУБД </w:t>
-      </w:r>
-      <w:r>
-        <w:rPr>
-          <w:color w:val="FF0000"/>
-          <w:highlight w:val="yellow"/>
-          <w:lang w:val="en-US"/>
-        </w:rPr>
-        <w:t>MySQL</w:t>
-      </w:r>
-      <w:r>
-        <w:rPr>
-          <w:color w:val="FF0000"/>
-          <w:highlight w:val="yellow"/>
-        </w:rPr>
-        <w:t xml:space="preserve"> 8.0)</w:t>
-      </w:r>
-      <w:r>
-        <w:rPr>
-          <w:color w:val="FF0000"/>
-        </w:rPr>
-        <w:t>:</w:t>
-      </w:r>
-    </w:p>
-    <w:p>
-      <w:pPr>
-        <w:tabs>
-          <w:tab w:val="left" w:pos="993"/>
-          <w:tab w:val="left" w:pos="1134"/>
-        </w:tabs>
-        <w:spacing w:line="360" w:lineRule="auto"/>
-        <w:rPr>
-          <w:color w:val="FF0000"/>
-        </w:rPr>
-      </w:pPr>
-      <w:r>
-        <w:rPr>
-          <w:color w:val="FF0000"/>
-        </w:rPr>
-        <w:t xml:space="preserve">- ОС </w:t>
-      </w:r>
-      <w:r>
-        <w:rPr>
-          <w:color w:val="FF0000"/>
-          <w:lang w:val="en-US"/>
-        </w:rPr>
-        <w:t>Windows</w:t>
-      </w:r>
-      <w:r>
-        <w:rPr>
-          <w:color w:val="FF0000"/>
-        </w:rPr>
-        <w:t xml:space="preserve"> или </w:t>
-      </w:r>
-      <w:r>
-        <w:rPr>
-          <w:color w:val="FF0000"/>
-          <w:lang w:val="en-US"/>
-        </w:rPr>
-        <w:t>Linux</w:t>
-      </w:r>
-      <w:r>
-        <w:rPr>
-          <w:color w:val="FF0000"/>
-        </w:rPr>
-        <w:t>;</w:t>
-      </w:r>
-    </w:p>
-    <w:p>
-      <w:pPr>
-        <w:tabs>
-          <w:tab w:val="left" w:pos="993"/>
-          <w:tab w:val="left" w:pos="1134"/>
-        </w:tabs>
-        <w:spacing w:line="360" w:lineRule="auto"/>
-        <w:rPr>
-          <w:color w:val="FF0000"/>
-        </w:rPr>
-      </w:pPr>
-      <w:r>
-        <w:rPr>
-          <w:color w:val="FF0000"/>
-        </w:rPr>
-        <w:t>- 32-</w:t>
-      </w:r>
-      <w:r>
-        <w:rPr>
-          <w:color w:val="FF0000"/>
-          <w:lang w:val="en-US"/>
-        </w:rPr>
-        <w:t>x</w:t>
-      </w:r>
-      <w:r>
-        <w:rPr>
-          <w:color w:val="FF0000"/>
-        </w:rPr>
-        <w:t>/64-</w:t>
-      </w:r>
-      <w:r>
-        <w:rPr>
-          <w:color w:val="FF0000"/>
-          <w:lang w:val="en-US"/>
-        </w:rPr>
-        <w:t>x</w:t>
-      </w:r>
-      <w:r>
-        <w:rPr>
-          <w:color w:val="FF0000"/>
-        </w:rPr>
-        <w:t xml:space="preserve"> разрядная архитектура;</w:t>
-      </w:r>
-    </w:p>
-    <w:p>
-      <w:pPr>
-        <w:tabs>
-          <w:tab w:val="left" w:pos="993"/>
-          <w:tab w:val="left" w:pos="1134"/>
-        </w:tabs>
-        <w:spacing w:line="360" w:lineRule="auto"/>
-        <w:rPr>
-          <w:color w:val="FF0000"/>
-        </w:rPr>
-      </w:pPr>
-      <w:r>
-        <w:rPr>
-          <w:color w:val="FF0000"/>
-        </w:rPr>
-        <w:t xml:space="preserve">- </w:t>
-      </w:r>
-      <w:r>
-        <w:rPr>
-          <w:color w:val="FF0000"/>
-          <w:lang w:val="en-US"/>
-        </w:rPr>
-        <w:t>CPU</w:t>
-      </w:r>
-      <w:r>
-        <w:rPr>
-          <w:color w:val="FF0000"/>
-        </w:rPr>
-        <w:t xml:space="preserve"> 1 ГГц и не менее 2 ядер;</w:t>
-      </w:r>
-    </w:p>
-    <w:p>
-      <w:pPr>
-        <w:tabs>
-          <w:tab w:val="left" w:pos="993"/>
-          <w:tab w:val="left" w:pos="1134"/>
-        </w:tabs>
-        <w:spacing w:line="360" w:lineRule="auto"/>
-        <w:rPr>
-          <w:color w:val="FF0000"/>
-        </w:rPr>
-      </w:pPr>
-      <w:r>
-        <w:rPr>
-          <w:color w:val="FF0000"/>
-        </w:rPr>
-        <w:t xml:space="preserve">- </w:t>
-      </w:r>
-      <w:r>
-        <w:rPr>
-          <w:color w:val="FF0000"/>
-        </w:rPr>
-        <w:t>3</w:t>
-      </w:r>
-      <w:r>
-        <w:rPr>
-          <w:color w:val="FF0000"/>
-        </w:rPr>
-        <w:t xml:space="preserve"> ГБ ОЗ</w:t>
-      </w:r>
-      <w:r>
-        <w:rPr>
-          <w:color w:val="FF0000"/>
-        </w:rPr>
-        <w:t>У</w:t>
-      </w:r>
-      <w:r>
-        <w:rPr>
-          <w:color w:val="FF0000"/>
-        </w:rPr>
-        <w:t>,</w:t>
-      </w:r>
-    </w:p>
-    <w:p>
-      <w:pPr>
-        <w:tabs>
-          <w:tab w:val="left" w:pos="993"/>
-          <w:tab w:val="left" w:pos="1134"/>
-        </w:tabs>
-        <w:spacing w:line="360" w:lineRule="auto"/>
-        <w:rPr>
-          <w:color w:val="FF0000"/>
-        </w:rPr>
-      </w:pPr>
-      <w:r>
-        <w:rPr>
-          <w:color w:val="FF0000"/>
-        </w:rPr>
+        <w:lastRenderedPageBreak/>
         <w:t xml:space="preserve">- </w:t>
       </w:r>
       <w:r>
